--- a/11服务台管理制度及应用情况/CYYH-ITSS-11-01 服务台管理制度.docx
+++ b/11服务台管理制度及应用情况/CYYH-ITSS-11-01 服务台管理制度.docx
@@ -24,7 +24,7 @@
                     <pic:cNvPicPr/>
                   </pic:nvPicPr>
                   <pic:blipFill>
-                    <a:blip r:embed="rId17"/>
+                    <a:blip r:embed="rId14"/>
                     <a:stretch>
                       <a:fillRect/>
                     </a:stretch>
@@ -320,7 +320,19 @@
           <w:sz w:val="30"/>
           <w:szCs w:val="30"/>
         </w:rPr>
-        <w:t>2025</w:t>
+        <w:t>202</w:t>
+      </w:r>
+      <w:r>
+        <w:rPr>
+          <w:rFonts w:hint="eastAsia" w:ascii="Calibri" w:hAnsi="Calibri" w:eastAsia="宋体" w:cs="Calibri"/>
+          <w:b/>
+          <w:bCs/>
+          <w:spacing w:val="-3"/>
+          <w:sz w:val="30"/>
+          <w:szCs w:val="30"/>
+          <w:lang w:val="en-US" w:eastAsia="zh-CN"/>
+        </w:rPr>
+        <w:t>5</w:t>
       </w:r>
       <w:r>
         <w:rPr>
@@ -531,7 +543,20 @@
           <w:szCs w:val="30"/>
           <w:u w:val="single" w:color="auto"/>
         </w:rPr>
-        <w:t xml:space="preserve">  2025</w:t>
+        <w:t xml:space="preserve">  202</w:t>
+      </w:r>
+      <w:r>
+        <w:rPr>
+          <w:rFonts w:hint="eastAsia" w:ascii="Calibri" w:hAnsi="Calibri" w:eastAsia="宋体" w:cs="Calibri"/>
+          <w:b/>
+          <w:bCs/>
+          <w:spacing w:val="-5"/>
+          <w:sz w:val="30"/>
+          <w:szCs w:val="30"/>
+          <w:u w:val="single" w:color="auto"/>
+          <w:lang w:val="en-US" w:eastAsia="zh-CN"/>
+        </w:rPr>
+        <w:t>5</w:t>
       </w:r>
       <w:r>
         <w:rPr>
@@ -722,7 +747,7 @@
                     <pic:cNvPicPr/>
                   </pic:nvPicPr>
                   <pic:blipFill>
-                    <a:blip r:embed="rId17"/>
+                    <a:blip r:embed="rId14"/>
                     <a:stretch>
                       <a:fillRect/>
                     </a:stretch>
@@ -821,6 +846,7 @@
         <w:tc>
           <w:tcPr>
             <w:tcW w:w="1582" w:type="dxa"/>
+            <w:vAlign w:val="top"/>
           </w:tcPr>
           <w:p>
             <w:pPr>
@@ -846,6 +872,7 @@
         <w:tc>
           <w:tcPr>
             <w:tcW w:w="1843" w:type="dxa"/>
+            <w:vAlign w:val="top"/>
           </w:tcPr>
           <w:p>
             <w:pPr>
@@ -871,6 +898,7 @@
         <w:tc>
           <w:tcPr>
             <w:tcW w:w="1693" w:type="dxa"/>
+            <w:vAlign w:val="top"/>
           </w:tcPr>
           <w:p>
             <w:pPr>
@@ -896,6 +924,7 @@
         <w:tc>
           <w:tcPr>
             <w:tcW w:w="1693" w:type="dxa"/>
+            <w:vAlign w:val="top"/>
           </w:tcPr>
           <w:p>
             <w:pPr>
@@ -921,6 +950,7 @@
         <w:tc>
           <w:tcPr>
             <w:tcW w:w="1697" w:type="dxa"/>
+            <w:vAlign w:val="top"/>
           </w:tcPr>
           <w:p>
             <w:pPr>
@@ -967,6 +997,7 @@
         <w:tc>
           <w:tcPr>
             <w:tcW w:w="1582" w:type="dxa"/>
+            <w:vAlign w:val="top"/>
           </w:tcPr>
           <w:p>
             <w:pPr>
@@ -992,6 +1023,7 @@
         <w:tc>
           <w:tcPr>
             <w:tcW w:w="1843" w:type="dxa"/>
+            <w:vAlign w:val="top"/>
           </w:tcPr>
           <w:p>
             <w:pPr>
@@ -1026,6 +1058,7 @@
         <w:tc>
           <w:tcPr>
             <w:tcW w:w="1693" w:type="dxa"/>
+            <w:vAlign w:val="top"/>
           </w:tcPr>
           <w:p>
             <w:pPr>
@@ -1051,6 +1084,7 @@
         <w:tc>
           <w:tcPr>
             <w:tcW w:w="1693" w:type="dxa"/>
+            <w:vAlign w:val="top"/>
           </w:tcPr>
           <w:p>
             <w:pPr>
@@ -1076,6 +1110,7 @@
         <w:tc>
           <w:tcPr>
             <w:tcW w:w="1697" w:type="dxa"/>
+            <w:vAlign w:val="top"/>
           </w:tcPr>
           <w:p>
             <w:pPr>
@@ -1094,7 +1129,26 @@
                 <w:sz w:val="28"/>
                 <w:szCs w:val="28"/>
               </w:rPr>
-              <w:t>2025.1.8</w:t>
+              <w:t>202</w:t>
+            </w:r>
+            <w:r>
+              <w:rPr>
+                <w:rFonts w:hint="eastAsia" w:ascii="黑体" w:hAnsi="黑体" w:eastAsia="黑体" w:cs="黑体"/>
+                <w:spacing w:val="-2"/>
+                <w:sz w:val="28"/>
+                <w:szCs w:val="28"/>
+                <w:lang w:val="en-US" w:eastAsia="zh-CN"/>
+              </w:rPr>
+              <w:t>5</w:t>
+            </w:r>
+            <w:r>
+              <w:rPr>
+                <w:rFonts w:ascii="黑体" w:hAnsi="黑体" w:eastAsia="黑体" w:cs="黑体"/>
+                <w:spacing w:val="-2"/>
+                <w:sz w:val="28"/>
+                <w:szCs w:val="28"/>
+              </w:rPr>
+              <w:t>.1.8</w:t>
             </w:r>
           </w:p>
         </w:tc>
@@ -1122,6 +1176,7 @@
         <w:tc>
           <w:tcPr>
             <w:tcW w:w="1582" w:type="dxa"/>
+            <w:vAlign w:val="top"/>
           </w:tcPr>
           <w:p>
             <w:pPr>
@@ -1132,6 +1187,7 @@
         <w:tc>
           <w:tcPr>
             <w:tcW w:w="1843" w:type="dxa"/>
+            <w:vAlign w:val="top"/>
           </w:tcPr>
           <w:p>
             <w:pPr>
@@ -1142,6 +1198,7 @@
         <w:tc>
           <w:tcPr>
             <w:tcW w:w="1693" w:type="dxa"/>
+            <w:vAlign w:val="top"/>
           </w:tcPr>
           <w:p>
             <w:pPr>
@@ -1152,6 +1209,7 @@
         <w:tc>
           <w:tcPr>
             <w:tcW w:w="1693" w:type="dxa"/>
+            <w:vAlign w:val="top"/>
           </w:tcPr>
           <w:p>
             <w:pPr>
@@ -1162,6 +1220,7 @@
         <w:tc>
           <w:tcPr>
             <w:tcW w:w="1697" w:type="dxa"/>
+            <w:vAlign w:val="top"/>
           </w:tcPr>
           <w:p>
             <w:pPr>
@@ -1193,6 +1252,7 @@
         <w:tc>
           <w:tcPr>
             <w:tcW w:w="1582" w:type="dxa"/>
+            <w:vAlign w:val="top"/>
           </w:tcPr>
           <w:p>
             <w:pPr>
@@ -1203,6 +1263,7 @@
         <w:tc>
           <w:tcPr>
             <w:tcW w:w="1843" w:type="dxa"/>
+            <w:vAlign w:val="top"/>
           </w:tcPr>
           <w:p>
             <w:pPr>
@@ -1213,6 +1274,7 @@
         <w:tc>
           <w:tcPr>
             <w:tcW w:w="1693" w:type="dxa"/>
+            <w:vAlign w:val="top"/>
           </w:tcPr>
           <w:p>
             <w:pPr>
@@ -1223,6 +1285,7 @@
         <w:tc>
           <w:tcPr>
             <w:tcW w:w="1693" w:type="dxa"/>
+            <w:vAlign w:val="top"/>
           </w:tcPr>
           <w:p>
             <w:pPr>
@@ -1233,6 +1296,7 @@
         <w:tc>
           <w:tcPr>
             <w:tcW w:w="1697" w:type="dxa"/>
+            <w:vAlign w:val="top"/>
           </w:tcPr>
           <w:p>
             <w:pPr>
@@ -1264,6 +1328,7 @@
         <w:tc>
           <w:tcPr>
             <w:tcW w:w="1582" w:type="dxa"/>
+            <w:vAlign w:val="top"/>
           </w:tcPr>
           <w:p>
             <w:pPr>
@@ -1274,6 +1339,7 @@
         <w:tc>
           <w:tcPr>
             <w:tcW w:w="1843" w:type="dxa"/>
+            <w:vAlign w:val="top"/>
           </w:tcPr>
           <w:p>
             <w:pPr>
@@ -1284,6 +1350,7 @@
         <w:tc>
           <w:tcPr>
             <w:tcW w:w="1693" w:type="dxa"/>
+            <w:vAlign w:val="top"/>
           </w:tcPr>
           <w:p>
             <w:pPr>
@@ -1294,6 +1361,7 @@
         <w:tc>
           <w:tcPr>
             <w:tcW w:w="1693" w:type="dxa"/>
+            <w:vAlign w:val="top"/>
           </w:tcPr>
           <w:p>
             <w:pPr>
@@ -1304,6 +1372,7 @@
         <w:tc>
           <w:tcPr>
             <w:tcW w:w="1697" w:type="dxa"/>
+            <w:vAlign w:val="top"/>
           </w:tcPr>
           <w:p>
             <w:pPr>
@@ -1335,6 +1404,7 @@
         <w:tc>
           <w:tcPr>
             <w:tcW w:w="1582" w:type="dxa"/>
+            <w:vAlign w:val="top"/>
           </w:tcPr>
           <w:p>
             <w:pPr>
@@ -1345,6 +1415,7 @@
         <w:tc>
           <w:tcPr>
             <w:tcW w:w="1843" w:type="dxa"/>
+            <w:vAlign w:val="top"/>
           </w:tcPr>
           <w:p>
             <w:pPr>
@@ -1355,6 +1426,7 @@
         <w:tc>
           <w:tcPr>
             <w:tcW w:w="1693" w:type="dxa"/>
+            <w:vAlign w:val="top"/>
           </w:tcPr>
           <w:p>
             <w:pPr>
@@ -1365,6 +1437,7 @@
         <w:tc>
           <w:tcPr>
             <w:tcW w:w="1693" w:type="dxa"/>
+            <w:vAlign w:val="top"/>
           </w:tcPr>
           <w:p>
             <w:pPr>
@@ -1375,6 +1448,7 @@
         <w:tc>
           <w:tcPr>
             <w:tcW w:w="1697" w:type="dxa"/>
+            <w:vAlign w:val="top"/>
           </w:tcPr>
           <w:p>
             <w:pPr>
@@ -1406,6 +1480,7 @@
         <w:tc>
           <w:tcPr>
             <w:tcW w:w="1582" w:type="dxa"/>
+            <w:vAlign w:val="top"/>
           </w:tcPr>
           <w:p>
             <w:pPr>
@@ -1416,6 +1491,7 @@
         <w:tc>
           <w:tcPr>
             <w:tcW w:w="1843" w:type="dxa"/>
+            <w:vAlign w:val="top"/>
           </w:tcPr>
           <w:p>
             <w:pPr>
@@ -1426,6 +1502,7 @@
         <w:tc>
           <w:tcPr>
             <w:tcW w:w="1693" w:type="dxa"/>
+            <w:vAlign w:val="top"/>
           </w:tcPr>
           <w:p>
             <w:pPr>
@@ -1436,6 +1513,7 @@
         <w:tc>
           <w:tcPr>
             <w:tcW w:w="1693" w:type="dxa"/>
+            <w:vAlign w:val="top"/>
           </w:tcPr>
           <w:p>
             <w:pPr>
@@ -1446,6 +1524,7 @@
         <w:tc>
           <w:tcPr>
             <w:tcW w:w="1697" w:type="dxa"/>
+            <w:vAlign w:val="top"/>
           </w:tcPr>
           <w:p>
             <w:pPr>
@@ -1477,6 +1556,7 @@
         <w:tc>
           <w:tcPr>
             <w:tcW w:w="1582" w:type="dxa"/>
+            <w:vAlign w:val="top"/>
           </w:tcPr>
           <w:p>
             <w:pPr>
@@ -1487,6 +1567,7 @@
         <w:tc>
           <w:tcPr>
             <w:tcW w:w="1843" w:type="dxa"/>
+            <w:vAlign w:val="top"/>
           </w:tcPr>
           <w:p>
             <w:pPr>
@@ -1497,6 +1578,7 @@
         <w:tc>
           <w:tcPr>
             <w:tcW w:w="1693" w:type="dxa"/>
+            <w:vAlign w:val="top"/>
           </w:tcPr>
           <w:p>
             <w:pPr>
@@ -1507,6 +1589,7 @@
         <w:tc>
           <w:tcPr>
             <w:tcW w:w="1693" w:type="dxa"/>
+            <w:vAlign w:val="top"/>
           </w:tcPr>
           <w:p>
             <w:pPr>
@@ -1517,6 +1600,7 @@
         <w:tc>
           <w:tcPr>
             <w:tcW w:w="1697" w:type="dxa"/>
+            <w:vAlign w:val="top"/>
           </w:tcPr>
           <w:p>
             <w:pPr>
@@ -1548,6 +1632,7 @@
         <w:tc>
           <w:tcPr>
             <w:tcW w:w="1582" w:type="dxa"/>
+            <w:vAlign w:val="top"/>
           </w:tcPr>
           <w:p>
             <w:pPr>
@@ -1558,6 +1643,7 @@
         <w:tc>
           <w:tcPr>
             <w:tcW w:w="1843" w:type="dxa"/>
+            <w:vAlign w:val="top"/>
           </w:tcPr>
           <w:p>
             <w:pPr>
@@ -1568,6 +1654,7 @@
         <w:tc>
           <w:tcPr>
             <w:tcW w:w="1693" w:type="dxa"/>
+            <w:vAlign w:val="top"/>
           </w:tcPr>
           <w:p>
             <w:pPr>
@@ -1578,6 +1665,7 @@
         <w:tc>
           <w:tcPr>
             <w:tcW w:w="1693" w:type="dxa"/>
+            <w:vAlign w:val="top"/>
           </w:tcPr>
           <w:p>
             <w:pPr>
@@ -1588,6 +1676,7 @@
         <w:tc>
           <w:tcPr>
             <w:tcW w:w="1697" w:type="dxa"/>
+            <w:vAlign w:val="top"/>
           </w:tcPr>
           <w:p>
             <w:pPr>
@@ -1635,7 +1724,7 @@
                     <pic:cNvPicPr/>
                   </pic:nvPicPr>
                   <pic:blipFill>
-                    <a:blip r:embed="rId18"/>
+                    <a:blip r:embed="rId15"/>
                     <a:stretch>
                       <a:fillRect/>
                     </a:stretch>
@@ -1663,7 +1752,7 @@
           <w:sz w:val="24"/>
           <w:szCs w:val="24"/>
         </w:rPr>
-        <w:id w:val="246568172"/>
+        <w:id w:val="147474368"/>
         <w:docPartObj>
           <w:docPartGallery w:val="Table of Contents"/>
           <w:docPartUnique/>
@@ -1773,6 +1862,12 @@
             <w:t>4</w:t>
           </w:r>
           <w:r>
+            <w:rPr>
+              <w:rFonts w:ascii="宋体" w:hAnsi="宋体" w:eastAsia="宋体" w:cs="宋体"/>
+              <w:spacing w:val="-9"/>
+              <w:sz w:val="24"/>
+              <w:szCs w:val="24"/>
+            </w:rPr>
             <w:fldChar w:fldCharType="end"/>
           </w:r>
         </w:p>
@@ -1852,6 +1947,12 @@
             <w:t>4</w:t>
           </w:r>
           <w:r>
+            <w:rPr>
+              <w:rFonts w:ascii="宋体" w:hAnsi="宋体" w:eastAsia="宋体" w:cs="宋体"/>
+              <w:spacing w:val="-9"/>
+              <w:sz w:val="24"/>
+              <w:szCs w:val="24"/>
+            </w:rPr>
             <w:fldChar w:fldCharType="end"/>
           </w:r>
         </w:p>
@@ -1931,6 +2032,12 @@
             <w:t>4</w:t>
           </w:r>
           <w:r>
+            <w:rPr>
+              <w:rFonts w:ascii="宋体" w:hAnsi="宋体" w:eastAsia="宋体" w:cs="宋体"/>
+              <w:spacing w:val="-9"/>
+              <w:sz w:val="24"/>
+              <w:szCs w:val="24"/>
+            </w:rPr>
             <w:fldChar w:fldCharType="end"/>
           </w:r>
         </w:p>
@@ -2009,6 +2116,12 @@
             <w:t>4</w:t>
           </w:r>
           <w:r>
+            <w:rPr>
+              <w:rFonts w:ascii="宋体" w:hAnsi="宋体" w:eastAsia="宋体" w:cs="宋体"/>
+              <w:spacing w:val="-9"/>
+              <w:sz w:val="24"/>
+              <w:szCs w:val="24"/>
+            </w:rPr>
             <w:fldChar w:fldCharType="end"/>
           </w:r>
         </w:p>
@@ -2070,6 +2183,12 @@
             <w:t>5</w:t>
           </w:r>
           <w:r>
+            <w:rPr>
+              <w:rFonts w:ascii="宋体" w:hAnsi="宋体" w:eastAsia="宋体" w:cs="宋体"/>
+              <w:spacing w:val="-15"/>
+              <w:sz w:val="24"/>
+              <w:szCs w:val="24"/>
+            </w:rPr>
             <w:fldChar w:fldCharType="end"/>
           </w:r>
         </w:p>
@@ -2149,6 +2268,12 @@
             <w:t>5</w:t>
           </w:r>
           <w:r>
+            <w:rPr>
+              <w:rFonts w:ascii="宋体" w:hAnsi="宋体" w:eastAsia="宋体" w:cs="宋体"/>
+              <w:spacing w:val="-15"/>
+              <w:sz w:val="24"/>
+              <w:szCs w:val="24"/>
+            </w:rPr>
             <w:fldChar w:fldCharType="end"/>
           </w:r>
         </w:p>
@@ -2210,6 +2335,12 @@
             <w:t>7</w:t>
           </w:r>
           <w:r>
+            <w:rPr>
+              <w:rFonts w:ascii="宋体" w:hAnsi="宋体" w:eastAsia="宋体" w:cs="宋体"/>
+              <w:spacing w:val="-16"/>
+              <w:sz w:val="24"/>
+              <w:szCs w:val="24"/>
+            </w:rPr>
             <w:fldChar w:fldCharType="end"/>
           </w:r>
         </w:p>
@@ -2271,6 +2402,12 @@
             <w:t>8</w:t>
           </w:r>
           <w:r>
+            <w:rPr>
+              <w:rFonts w:ascii="宋体" w:hAnsi="宋体" w:eastAsia="宋体" w:cs="宋体"/>
+              <w:spacing w:val="-11"/>
+              <w:sz w:val="24"/>
+              <w:szCs w:val="24"/>
+            </w:rPr>
             <w:fldChar w:fldCharType="end"/>
           </w:r>
         </w:p>
@@ -2350,6 +2487,12 @@
             <w:t>11</w:t>
           </w:r>
           <w:r>
+            <w:rPr>
+              <w:rFonts w:ascii="宋体" w:hAnsi="宋体" w:eastAsia="宋体" w:cs="宋体"/>
+              <w:spacing w:val="-14"/>
+              <w:sz w:val="24"/>
+              <w:szCs w:val="24"/>
+            </w:rPr>
             <w:fldChar w:fldCharType="end"/>
           </w:r>
         </w:p>
@@ -2393,7 +2536,7 @@
                     <pic:cNvPicPr/>
                   </pic:nvPicPr>
                   <pic:blipFill>
-                    <a:blip r:embed="rId17"/>
+                    <a:blip r:embed="rId14"/>
                     <a:stretch>
                       <a:fillRect/>
                     </a:stretch>
@@ -2416,6 +2559,18 @@
     </w:p>
     <w:p>
       <w:pPr>
+        <w:pStyle w:val="2"/>
+        <w:spacing w:line="247" w:lineRule="auto"/>
+      </w:pPr>
+    </w:p>
+    <w:p>
+      <w:pPr>
+        <w:pStyle w:val="2"/>
+        <w:spacing w:line="248" w:lineRule="auto"/>
+      </w:pPr>
+    </w:p>
+    <w:p>
+      <w:pPr>
         <w:spacing w:before="101" w:line="226" w:lineRule="auto"/>
         <w:ind w:left="408"/>
         <w:outlineLvl w:val="0"/>
@@ -2461,6 +2616,18 @@
     </w:p>
     <w:p>
       <w:pPr>
+        <w:pStyle w:val="2"/>
+        <w:spacing w:line="264" w:lineRule="auto"/>
+      </w:pPr>
+    </w:p>
+    <w:p>
+      <w:pPr>
+        <w:pStyle w:val="2"/>
+        <w:spacing w:line="265" w:lineRule="auto"/>
+      </w:pPr>
+    </w:p>
+    <w:p>
+      <w:pPr>
         <w:spacing w:before="78" w:line="364" w:lineRule="auto"/>
         <w:ind w:left="388" w:right="295" w:firstLine="483"/>
         <w:jc w:val="both"/>
@@ -2533,6 +2700,12 @@
         </w:rPr>
         <w:t>度。</w:t>
       </w:r>
+    </w:p>
+    <w:p>
+      <w:pPr>
+        <w:pStyle w:val="2"/>
+        <w:spacing w:line="340" w:lineRule="auto"/>
+      </w:pPr>
     </w:p>
     <w:p>
       <w:pPr>
@@ -2839,6 +3012,7 @@
           <w:tcPr>
             <w:tcW w:w="1372" w:type="dxa"/>
             <w:shd w:val="clear" w:color="auto" w:fill="00B0F0"/>
+            <w:vAlign w:val="top"/>
           </w:tcPr>
           <w:p>
             <w:pPr>
@@ -2867,6 +3041,7 @@
           <w:tcPr>
             <w:tcW w:w="7687" w:type="dxa"/>
             <w:shd w:val="clear" w:color="auto" w:fill="00B0F0"/>
+            <w:vAlign w:val="top"/>
           </w:tcPr>
           <w:p>
             <w:pPr>
@@ -2910,11 +3085,12 @@
           </w:tblCellMar>
         </w:tblPrEx>
         <w:trPr>
-          <w:trHeight w:val="4595" w:hRule="atLeast"/>
+          <w:trHeight w:val="3214" w:hRule="atLeast"/>
         </w:trPr>
         <w:tc>
           <w:tcPr>
             <w:tcW w:w="1372" w:type="dxa"/>
+            <w:vAlign w:val="top"/>
           </w:tcPr>
           <w:p>
             <w:pPr>
@@ -2970,7 +3146,7 @@
         <w:tc>
           <w:tcPr>
             <w:tcW w:w="7687" w:type="dxa"/>
-            <w:tcBorders/>
+            <w:vAlign w:val="top"/>
           </w:tcPr>
           <w:p>
             <w:pPr>
@@ -3116,7 +3292,6 @@
               <w:ind w:left="595"/>
               <w:rPr>
                 <w:rFonts w:ascii="宋体" w:hAnsi="宋体" w:eastAsia="宋体" w:cs="宋体"/>
-                <w:spacing w:val="-1"/>
                 <w:sz w:val="24"/>
                 <w:szCs w:val="24"/>
               </w:rPr>
@@ -3131,6 +3306,44 @@
               <w:t>对本公司技术服务质量进行跟踪管理；</w:t>
             </w:r>
           </w:p>
+        </w:tc>
+      </w:tr>
+      <w:tr>
+        <w:tblPrEx>
+          <w:tblBorders>
+            <w:top w:val="single" w:color="000000" w:sz="2" w:space="0"/>
+            <w:left w:val="single" w:color="000000" w:sz="2" w:space="0"/>
+            <w:bottom w:val="single" w:color="000000" w:sz="2" w:space="0"/>
+            <w:right w:val="single" w:color="000000" w:sz="2" w:space="0"/>
+            <w:insideH w:val="single" w:color="000000" w:sz="2" w:space="0"/>
+            <w:insideV w:val="single" w:color="000000" w:sz="2" w:space="0"/>
+          </w:tblBorders>
+          <w:tblCellMar>
+            <w:top w:w="0" w:type="dxa"/>
+            <w:left w:w="0" w:type="dxa"/>
+            <w:bottom w:w="0" w:type="dxa"/>
+            <w:right w:w="0" w:type="dxa"/>
+          </w:tblCellMar>
+        </w:tblPrEx>
+        <w:trPr>
+          <w:trHeight w:val="409" w:hRule="atLeast"/>
+        </w:trPr>
+        <w:tc>
+          <w:tcPr>
+            <w:tcW w:w="1372" w:type="dxa"/>
+            <w:vAlign w:val="top"/>
+          </w:tcPr>
+          <w:p>
+            <w:pPr>
+              <w:pStyle w:val="6"/>
+            </w:pPr>
+          </w:p>
+        </w:tc>
+        <w:tc>
+          <w:tcPr>
+            <w:tcW w:w="7687" w:type="dxa"/>
+            <w:vAlign w:val="top"/>
+          </w:tcPr>
           <w:p>
             <w:pPr>
               <w:spacing w:before="119" w:line="215" w:lineRule="auto"/>
@@ -3176,6 +3389,7 @@
         <w:tc>
           <w:tcPr>
             <w:tcW w:w="1372" w:type="dxa"/>
+            <w:vAlign w:val="top"/>
           </w:tcPr>
           <w:p>
             <w:pPr>
@@ -3225,6 +3439,7 @@
         <w:tc>
           <w:tcPr>
             <w:tcW w:w="7687" w:type="dxa"/>
+            <w:vAlign w:val="top"/>
           </w:tcPr>
           <w:p>
             <w:pPr>
@@ -3388,6 +3603,18 @@
         </w:rPr>
         <w:t>服务台管理</w:t>
       </w:r>
+    </w:p>
+    <w:p>
+      <w:pPr>
+        <w:pStyle w:val="2"/>
+        <w:spacing w:line="278" w:lineRule="auto"/>
+      </w:pPr>
+    </w:p>
+    <w:p>
+      <w:pPr>
+        <w:pStyle w:val="2"/>
+        <w:spacing w:line="279" w:lineRule="auto"/>
+      </w:pPr>
     </w:p>
     <w:p>
       <w:pPr>
@@ -3439,6 +3666,12 @@
     </w:p>
     <w:p>
       <w:pPr>
+        <w:pStyle w:val="2"/>
+        <w:spacing w:line="406" w:lineRule="auto"/>
+      </w:pPr>
+    </w:p>
+    <w:p>
+      <w:pPr>
         <w:spacing w:before="78" w:line="315" w:lineRule="auto"/>
         <w:ind w:left="791" w:right="263" w:hanging="408"/>
         <w:rPr>
@@ -3720,8 +3953,6 @@
           <w:szCs w:val="28"/>
         </w:rPr>
       </w:pPr>
-      <w:bookmarkStart w:id="9" w:name="_GoBack"/>
-      <w:bookmarkEnd w:id="9"/>
       <w:r>
         <w:rPr>
           <w:rFonts w:ascii="Calibri" w:hAnsi="Calibri" w:eastAsia="Calibri" w:cs="Calibri"/>
@@ -3760,42 +3991,29 @@
       <w:pPr>
         <w:pStyle w:val="2"/>
         <w:spacing w:line="450" w:lineRule="auto"/>
-      </w:pPr>
-    </w:p>
-    <w:p>
-      <w:pPr>
-        <w:spacing w:before="65" w:line="228" w:lineRule="auto"/>
-        <w:ind w:left="3632"/>
-        <w:rPr>
-          <w:rFonts w:ascii="宋体" w:hAnsi="宋体" w:eastAsia="宋体" w:cs="宋体"/>
-          <w:sz w:val="20"/>
-          <w:szCs w:val="20"/>
-        </w:rPr>
+        <w:ind w:left="0" w:leftChars="0" w:right="0" w:rightChars="0" w:firstLine="0" w:firstLineChars="0"/>
+        <w:jc w:val="center"/>
       </w:pPr>
       <w:r>
         <w:drawing>
-          <wp:anchor distT="0" distB="0" distL="0" distR="0" simplePos="0" relativeHeight="251659264" behindDoc="1" locked="0" layoutInCell="1" allowOverlap="1">
-            <wp:simplePos x="0" y="0"/>
-            <wp:positionH relativeFrom="column">
-              <wp:posOffset>511810</wp:posOffset>
-            </wp:positionH>
-            <wp:positionV relativeFrom="paragraph">
-              <wp:posOffset>-100330</wp:posOffset>
-            </wp:positionV>
-            <wp:extent cx="4653915" cy="7412355"/>
-            <wp:effectExtent l="0" t="0" r="0" b="0"/>
-            <wp:wrapNone/>
-            <wp:docPr id="14" name="IM 14"/>
-            <wp:cNvGraphicFramePr/>
+          <wp:inline distT="0" distB="0" distL="114300" distR="114300">
+            <wp:extent cx="5286375" cy="5461635"/>
+            <wp:effectExtent l="0" t="0" r="1905" b="9525"/>
+            <wp:docPr id="1" name="图片 1"/>
+            <wp:cNvGraphicFramePr>
+              <a:graphicFrameLocks xmlns:a="http://schemas.openxmlformats.org/drawingml/2006/main" noChangeAspect="1"/>
+            </wp:cNvGraphicFramePr>
             <a:graphic xmlns:a="http://schemas.openxmlformats.org/drawingml/2006/main">
               <a:graphicData uri="http://schemas.openxmlformats.org/drawingml/2006/picture">
                 <pic:pic xmlns:pic="http://schemas.openxmlformats.org/drawingml/2006/picture">
                   <pic:nvPicPr>
-                    <pic:cNvPr id="14" name="IM 14"/>
-                    <pic:cNvPicPr/>
+                    <pic:cNvPr id="1" name="图片 1"/>
+                    <pic:cNvPicPr>
+                      <a:picLocks noChangeAspect="1"/>
+                    </pic:cNvPicPr>
                   </pic:nvPicPr>
                   <pic:blipFill>
-                    <a:blip r:embed="rId19"/>
+                    <a:blip r:embed="rId16"/>
                     <a:stretch>
                       <a:fillRect/>
                     </a:stretch>
@@ -3803,660 +4021,22 @@
                   <pic:spPr>
                     <a:xfrm>
                       <a:off x="0" y="0"/>
-                      <a:ext cx="4653660" cy="7412355"/>
+                      <a:ext cx="5286375" cy="5461635"/>
                     </a:xfrm>
                     <a:prstGeom prst="rect">
                       <a:avLst/>
                     </a:prstGeom>
+                    <a:noFill/>
+                    <a:ln>
+                      <a:noFill/>
+                    </a:ln>
                   </pic:spPr>
                 </pic:pic>
               </a:graphicData>
             </a:graphic>
-          </wp:anchor>
+          </wp:inline>
         </w:drawing>
       </w:r>
-      <w:r>
-        <w:rPr>
-          <w:rFonts w:ascii="宋体" w:hAnsi="宋体" w:eastAsia="宋体" w:cs="宋体"/>
-          <w:spacing w:val="8"/>
-          <w:sz w:val="20"/>
-          <w:szCs w:val="20"/>
-        </w:rPr>
-        <w:t>用户发出运维需求</w:t>
-      </w:r>
-    </w:p>
-    <w:p>
-      <w:pPr>
-        <w:pStyle w:val="2"/>
-        <w:spacing w:line="251" w:lineRule="auto"/>
-      </w:pPr>
-    </w:p>
-    <w:p>
-      <w:pPr>
-        <w:pStyle w:val="2"/>
-        <w:spacing w:line="252" w:lineRule="auto"/>
-      </w:pPr>
-    </w:p>
-    <w:p>
-      <w:pPr>
-        <w:pStyle w:val="2"/>
-        <w:spacing w:line="252" w:lineRule="auto"/>
-      </w:pPr>
-    </w:p>
-    <w:p>
-      <w:pPr>
-        <w:spacing w:before="65" w:line="227" w:lineRule="auto"/>
-        <w:ind w:left="1018"/>
-        <w:rPr>
-          <w:rFonts w:ascii="宋体" w:hAnsi="宋体" w:eastAsia="宋体" w:cs="宋体"/>
-          <w:sz w:val="20"/>
-          <w:szCs w:val="20"/>
-        </w:rPr>
-      </w:pPr>
-      <w:r>
-        <w:rPr>
-          <w:rFonts w:ascii="宋体" w:hAnsi="宋体" w:eastAsia="宋体" w:cs="宋体"/>
-          <w:spacing w:val="7"/>
-          <w:sz w:val="20"/>
-          <w:szCs w:val="20"/>
-        </w:rPr>
-        <w:t>内部传递运维需求        服务台收集需求信息</w:t>
-      </w:r>
-    </w:p>
-    <w:p>
-      <w:pPr>
-        <w:pStyle w:val="2"/>
-        <w:spacing w:line="250" w:lineRule="auto"/>
-      </w:pPr>
-    </w:p>
-    <w:p>
-      <w:pPr>
-        <w:pStyle w:val="2"/>
-        <w:spacing w:line="251" w:lineRule="auto"/>
-      </w:pPr>
-    </w:p>
-    <w:p>
-      <w:pPr>
-        <w:pStyle w:val="2"/>
-        <w:spacing w:line="251" w:lineRule="auto"/>
-      </w:pPr>
-    </w:p>
-    <w:p>
-      <w:pPr>
-        <w:spacing w:before="65" w:line="228" w:lineRule="auto"/>
-        <w:ind w:left="3630"/>
-        <w:rPr>
-          <w:rFonts w:ascii="宋体" w:hAnsi="宋体" w:eastAsia="宋体" w:cs="宋体"/>
-          <w:sz w:val="20"/>
-          <w:szCs w:val="20"/>
-        </w:rPr>
-      </w:pPr>
-      <w:r>
-        <w:rPr>
-          <w:rFonts w:ascii="宋体" w:hAnsi="宋体" w:eastAsia="宋体" w:cs="宋体"/>
-          <w:spacing w:val="8"/>
-          <w:sz w:val="20"/>
-          <w:szCs w:val="20"/>
-        </w:rPr>
-        <w:t>远程支持解决故障</w:t>
-      </w:r>
-    </w:p>
-    <w:p>
-      <w:pPr>
-        <w:pStyle w:val="2"/>
-        <w:spacing w:line="287" w:lineRule="auto"/>
-      </w:pPr>
-    </w:p>
-    <w:p>
-      <w:pPr>
-        <w:pStyle w:val="2"/>
-        <w:spacing w:line="287" w:lineRule="auto"/>
-      </w:pPr>
-    </w:p>
-    <w:p>
-      <w:pPr>
-        <w:pStyle w:val="2"/>
-        <w:spacing w:line="287" w:lineRule="auto"/>
-      </w:pPr>
-    </w:p>
-    <w:p>
-      <w:pPr>
-        <w:spacing w:before="65" w:line="228" w:lineRule="auto"/>
-        <w:ind w:left="3631"/>
-        <w:rPr>
-          <w:rFonts w:ascii="宋体" w:hAnsi="宋体" w:eastAsia="宋体" w:cs="宋体"/>
-          <w:sz w:val="20"/>
-          <w:szCs w:val="20"/>
-        </w:rPr>
-      </w:pPr>
-      <w:r>
-        <w:pict>
-          <v:shape id="_x0000_s1025" o:spid="_x0000_s1025" o:spt="202" type="#_x0000_t202" style="position:absolute;left:0pt;margin-left:92.85pt;margin-top:2pt;height:14.4pt;width:32.9pt;z-index:251662336;mso-width-relative:page;mso-height-relative:page;" coordsize="21600,21600">
-            <v:path/>
-            <v:fill focussize="0,0"/>
-            <v:stroke joinstyle="miter"/>
-            <v:imagedata o:title=""/>
-            <o:lock v:ext="edit"/>
-            <v:textbox inset="0mm,0mm,0mm,0mm">
-              <w:txbxContent>
-                <w:p>
-                  <w:pPr>
-                    <w:spacing w:before="20" w:line="228" w:lineRule="auto"/>
-                    <w:ind w:left="20"/>
-                    <w:rPr>
-                      <w:rFonts w:ascii="宋体" w:hAnsi="宋体" w:eastAsia="宋体" w:cs="宋体"/>
-                      <w:sz w:val="20"/>
-                      <w:szCs w:val="20"/>
-                    </w:rPr>
-                  </w:pPr>
-                  <w:r>
-                    <w:rPr>
-                      <w:rFonts w:ascii="宋体" w:hAnsi="宋体" w:eastAsia="宋体" w:cs="宋体"/>
-                      <w:spacing w:val="5"/>
-                      <w:sz w:val="20"/>
-                      <w:szCs w:val="20"/>
-                    </w:rPr>
-                    <w:t>不在保</w:t>
-                  </w:r>
-                </w:p>
-              </w:txbxContent>
-            </v:textbox>
-          </v:shape>
-        </w:pict>
-      </w:r>
-      <w:r>
-        <w:rPr>
-          <w:rFonts w:ascii="宋体" w:hAnsi="宋体" w:eastAsia="宋体" w:cs="宋体"/>
-          <w:spacing w:val="8"/>
-          <w:sz w:val="20"/>
-          <w:szCs w:val="20"/>
-        </w:rPr>
-        <w:t>合同规定范围之内</w:t>
-      </w:r>
-    </w:p>
-    <w:p>
-      <w:pPr>
-        <w:pStyle w:val="2"/>
-        <w:spacing w:line="297" w:lineRule="auto"/>
-      </w:pPr>
-    </w:p>
-    <w:p>
-      <w:pPr>
-        <w:pStyle w:val="2"/>
-        <w:spacing w:line="297" w:lineRule="auto"/>
-      </w:pPr>
-    </w:p>
-    <w:p>
-      <w:pPr>
-        <w:pStyle w:val="2"/>
-        <w:spacing w:line="298" w:lineRule="auto"/>
-      </w:pPr>
-    </w:p>
-    <w:p>
-      <w:pPr>
-        <w:spacing w:before="59" w:line="219" w:lineRule="auto"/>
-        <w:ind w:left="3682"/>
-        <w:rPr>
-          <w:rFonts w:ascii="宋体" w:hAnsi="宋体" w:eastAsia="宋体" w:cs="宋体"/>
-          <w:sz w:val="18"/>
-          <w:szCs w:val="18"/>
-        </w:rPr>
-      </w:pPr>
-      <w:r>
-        <w:pict>
-          <v:shape id="_x0000_s1026" o:spid="_x0000_s1026" o:spt="202" type="#_x0000_t202" style="position:absolute;left:0pt;margin-left:304.1pt;margin-top:-0.2pt;height:28.45pt;width:84.45pt;z-index:251660288;mso-width-relative:page;mso-height-relative:page;" coordsize="21600,21600">
-            <v:path/>
-            <v:fill focussize="0,0"/>
-            <v:stroke joinstyle="miter"/>
-            <v:imagedata o:title=""/>
-            <o:lock v:ext="edit"/>
-            <v:textbox inset="0mm,0mm,0mm,0mm">
-              <w:txbxContent>
-                <w:p>
-                  <w:pPr>
-                    <w:spacing w:before="20" w:line="253" w:lineRule="auto"/>
-                    <w:ind w:left="215" w:right="20" w:hanging="195"/>
-                    <w:rPr>
-                      <w:rFonts w:ascii="宋体" w:hAnsi="宋体" w:eastAsia="宋体" w:cs="宋体"/>
-                      <w:sz w:val="20"/>
-                      <w:szCs w:val="20"/>
-                    </w:rPr>
-                  </w:pPr>
-                  <w:r>
-                    <w:rPr>
-                      <w:rFonts w:ascii="宋体" w:hAnsi="宋体" w:eastAsia="宋体" w:cs="宋体"/>
-                      <w:spacing w:val="6"/>
-                      <w:sz w:val="20"/>
-                      <w:szCs w:val="20"/>
-                    </w:rPr>
-                    <w:t>向相应主管传达运</w:t>
-                  </w:r>
-                  <w:r>
-                    <w:rPr>
-                      <w:rFonts w:ascii="宋体" w:hAnsi="宋体" w:eastAsia="宋体" w:cs="宋体"/>
-                      <w:spacing w:val="5"/>
-                      <w:sz w:val="20"/>
-                      <w:szCs w:val="20"/>
-                    </w:rPr>
-                    <w:t>维需求</w:t>
-                  </w:r>
-                </w:p>
-              </w:txbxContent>
-            </v:textbox>
-          </v:shape>
-        </w:pict>
-      </w:r>
-      <w:r>
-        <w:pict>
-          <v:shape id="_x0000_s1027" o:spid="_x0000_s1027" o:spt="202" type="#_x0000_t202" style="position:absolute;left:0pt;margin-left:69.85pt;margin-top:6.1pt;height:14.7pt;width:89.75pt;z-index:251661312;mso-width-relative:page;mso-height-relative:page;" coordsize="21600,21600">
-            <v:path/>
-            <v:fill focussize="0,0"/>
-            <v:stroke joinstyle="miter"/>
-            <v:imagedata o:title=""/>
-            <o:lock v:ext="edit"/>
-            <v:textbox inset="0mm,0mm,0mm,0mm">
-              <w:txbxContent>
-                <w:p>
-                  <w:pPr>
-                    <w:spacing w:before="20" w:line="234" w:lineRule="auto"/>
-                    <w:ind w:left="20"/>
-                    <w:rPr>
-                      <w:rFonts w:ascii="宋体" w:hAnsi="宋体" w:eastAsia="宋体" w:cs="宋体"/>
-                      <w:sz w:val="20"/>
-                      <w:szCs w:val="20"/>
-                    </w:rPr>
-                  </w:pPr>
-                  <w:r>
-                    <w:rPr>
-                      <w:rFonts w:ascii="宋体" w:hAnsi="宋体" w:eastAsia="宋体" w:cs="宋体"/>
-                      <w:spacing w:val="6"/>
-                      <w:sz w:val="20"/>
-                      <w:szCs w:val="20"/>
-                    </w:rPr>
-                    <w:t>业务审批</w:t>
-                  </w:r>
-                  <w:r>
-                    <w:rPr>
-                      <w:rFonts w:ascii="宋体" w:hAnsi="宋体" w:eastAsia="宋体" w:cs="宋体"/>
-                      <w:spacing w:val="3"/>
-                      <w:sz w:val="20"/>
-                      <w:szCs w:val="20"/>
-                    </w:rPr>
-                    <w:t xml:space="preserve">     </w:t>
-                  </w:r>
-                  <w:r>
-                    <w:rPr>
-                      <w:rFonts w:ascii="宋体" w:hAnsi="宋体" w:eastAsia="宋体" w:cs="宋体"/>
-                      <w:spacing w:val="6"/>
-                      <w:sz w:val="20"/>
-                      <w:szCs w:val="20"/>
-                    </w:rPr>
-                    <w:t>通过</w:t>
-                  </w:r>
-                </w:p>
-              </w:txbxContent>
-            </v:textbox>
-          </v:shape>
-        </w:pict>
-      </w:r>
-      <w:r>
-        <w:pict>
-          <v:shape id="_x0000_s1028" o:spid="_x0000_s1028" o:spt="202" type="#_x0000_t202" style="position:absolute;left:0pt;margin-left:282.55pt;margin-top:6.1pt;height:14.55pt;width:11.9pt;z-index:251663360;mso-width-relative:page;mso-height-relative:page;" coordsize="21600,21600">
-            <v:path/>
-            <v:fill focussize="0,0"/>
-            <v:stroke joinstyle="miter"/>
-            <v:imagedata o:title=""/>
-            <o:lock v:ext="edit"/>
-            <v:textbox inset="0mm,0mm,0mm,0mm">
-              <w:txbxContent>
-                <w:p>
-                  <w:pPr>
-                    <w:spacing w:before="20" w:line="231" w:lineRule="auto"/>
-                    <w:ind w:left="20"/>
-                    <w:rPr>
-                      <w:rFonts w:ascii="宋体" w:hAnsi="宋体" w:eastAsia="宋体" w:cs="宋体"/>
-                      <w:sz w:val="20"/>
-                      <w:szCs w:val="20"/>
-                    </w:rPr>
-                  </w:pPr>
-                  <w:r>
-                    <w:rPr>
-                      <w:rFonts w:ascii="宋体" w:hAnsi="宋体" w:eastAsia="宋体" w:cs="宋体"/>
-                      <w:sz w:val="20"/>
-                      <w:szCs w:val="20"/>
-                    </w:rPr>
-                    <w:t>是</w:t>
-                  </w:r>
-                </w:p>
-              </w:txbxContent>
-            </v:textbox>
-          </v:shape>
-        </w:pict>
-      </w:r>
-      <w:r>
-        <w:rPr>
-          <w:rFonts w:ascii="宋体" w:hAnsi="宋体" w:eastAsia="宋体" w:cs="宋体"/>
-          <w:spacing w:val="-3"/>
-          <w:sz w:val="18"/>
-          <w:szCs w:val="18"/>
-        </w:rPr>
-        <w:t>是否需要地市办事处</w:t>
-      </w:r>
-    </w:p>
-    <w:p>
-      <w:pPr>
-        <w:spacing w:line="219" w:lineRule="auto"/>
-        <w:ind w:left="4302"/>
-        <w:rPr>
-          <w:rFonts w:ascii="宋体" w:hAnsi="宋体" w:eastAsia="宋体" w:cs="宋体"/>
-          <w:sz w:val="18"/>
-          <w:szCs w:val="18"/>
-        </w:rPr>
-      </w:pPr>
-      <w:r>
-        <w:rPr>
-          <w:rFonts w:ascii="宋体" w:hAnsi="宋体" w:eastAsia="宋体" w:cs="宋体"/>
-          <w:spacing w:val="-4"/>
-          <w:sz w:val="18"/>
-          <w:szCs w:val="18"/>
-        </w:rPr>
-        <w:t>支持</w:t>
-      </w:r>
-    </w:p>
-    <w:p>
-      <w:pPr>
-        <w:pStyle w:val="2"/>
-        <w:spacing w:line="347" w:lineRule="auto"/>
-      </w:pPr>
-    </w:p>
-    <w:p>
-      <w:pPr>
-        <w:spacing w:before="65" w:line="228" w:lineRule="auto"/>
-        <w:ind w:left="4383"/>
-        <w:rPr>
-          <w:rFonts w:ascii="宋体" w:hAnsi="宋体" w:eastAsia="宋体" w:cs="宋体"/>
-          <w:sz w:val="20"/>
-          <w:szCs w:val="20"/>
-        </w:rPr>
-      </w:pPr>
-      <w:r>
-        <w:pict>
-          <v:shape id="_x0000_s1029" o:spid="_x0000_s1029" o:spt="202" type="#_x0000_t202" style="position:absolute;left:0pt;margin-left:400.5pt;margin-top:2.85pt;height:14.55pt;width:11.9pt;z-index:251664384;mso-width-relative:page;mso-height-relative:page;" coordsize="21600,21600">
-            <v:path/>
-            <v:fill focussize="0,0"/>
-            <v:stroke joinstyle="miter"/>
-            <v:imagedata o:title=""/>
-            <o:lock v:ext="edit"/>
-            <v:textbox inset="0mm,0mm,0mm,0mm">
-              <w:txbxContent>
-                <w:p>
-                  <w:pPr>
-                    <w:spacing w:before="20" w:line="231" w:lineRule="auto"/>
-                    <w:ind w:left="20"/>
-                    <w:rPr>
-                      <w:rFonts w:ascii="宋体" w:hAnsi="宋体" w:eastAsia="宋体" w:cs="宋体"/>
-                      <w:sz w:val="20"/>
-                      <w:szCs w:val="20"/>
-                    </w:rPr>
-                  </w:pPr>
-                  <w:r>
-                    <w:rPr>
-                      <w:rFonts w:ascii="宋体" w:hAnsi="宋体" w:eastAsia="宋体" w:cs="宋体"/>
-                      <w:sz w:val="20"/>
-                      <w:szCs w:val="20"/>
-                    </w:rPr>
-                    <w:t>是</w:t>
-                  </w:r>
-                </w:p>
-              </w:txbxContent>
-            </v:textbox>
-          </v:shape>
-        </w:pict>
-      </w:r>
-      <w:r>
-        <w:rPr>
-          <w:rFonts w:ascii="宋体" w:hAnsi="宋体" w:eastAsia="宋体" w:cs="宋体"/>
-          <w:sz w:val="20"/>
-          <w:szCs w:val="20"/>
-        </w:rPr>
-        <w:t>否</w:t>
-      </w:r>
-    </w:p>
-    <w:p>
-      <w:pPr>
-        <w:spacing w:before="270" w:line="261" w:lineRule="auto"/>
-        <w:ind w:left="3950" w:right="3374" w:hanging="424"/>
-        <w:rPr>
-          <w:rFonts w:ascii="宋体" w:hAnsi="宋体" w:eastAsia="宋体" w:cs="宋体"/>
-          <w:sz w:val="20"/>
-          <w:szCs w:val="20"/>
-        </w:rPr>
-      </w:pPr>
-      <w:r>
-        <w:rPr>
-          <w:rFonts w:ascii="宋体" w:hAnsi="宋体" w:eastAsia="宋体" w:cs="宋体"/>
-          <w:spacing w:val="8"/>
-          <w:sz w:val="20"/>
-          <w:szCs w:val="20"/>
-        </w:rPr>
-        <w:t>填写运维单、派遣技</w:t>
-      </w:r>
-      <w:r>
-        <w:rPr>
-          <w:rFonts w:ascii="宋体" w:hAnsi="宋体" w:eastAsia="宋体" w:cs="宋体"/>
-          <w:spacing w:val="7"/>
-          <w:sz w:val="20"/>
-          <w:szCs w:val="20"/>
-        </w:rPr>
-        <w:t>术人员上门</w:t>
-      </w:r>
-    </w:p>
-    <w:p>
-      <w:pPr>
-        <w:pStyle w:val="2"/>
-        <w:spacing w:line="378" w:lineRule="auto"/>
-      </w:pPr>
-    </w:p>
-    <w:p>
-      <w:pPr>
-        <w:spacing w:before="66" w:line="192" w:lineRule="auto"/>
-        <w:ind w:left="1743"/>
-        <w:rPr>
-          <w:rFonts w:ascii="宋体" w:hAnsi="宋体" w:eastAsia="宋体" w:cs="宋体"/>
-          <w:sz w:val="20"/>
-          <w:szCs w:val="20"/>
-        </w:rPr>
-      </w:pPr>
-      <w:r>
-        <w:rPr>
-          <w:rFonts w:ascii="宋体" w:hAnsi="宋体" w:eastAsia="宋体" w:cs="宋体"/>
-          <w:sz w:val="20"/>
-          <w:szCs w:val="20"/>
-        </w:rPr>
-        <w:t>否</w:t>
-      </w:r>
-    </w:p>
-    <w:p>
-      <w:pPr>
-        <w:spacing w:before="1" w:line="218" w:lineRule="auto"/>
-        <w:ind w:left="3945" w:right="3504" w:hanging="263"/>
-        <w:rPr>
-          <w:rFonts w:ascii="宋体" w:hAnsi="宋体" w:eastAsia="宋体" w:cs="宋体"/>
-          <w:sz w:val="18"/>
-          <w:szCs w:val="18"/>
-        </w:rPr>
-      </w:pPr>
-      <w:r>
-        <w:rPr>
-          <w:rFonts w:ascii="宋体" w:hAnsi="宋体" w:eastAsia="宋体" w:cs="宋体"/>
-          <w:spacing w:val="-3"/>
-          <w:sz w:val="18"/>
-          <w:szCs w:val="18"/>
-        </w:rPr>
-        <w:t>故障解决，无合同外</w:t>
-      </w:r>
-      <w:r>
-        <w:rPr>
-          <w:rFonts w:ascii="宋体" w:hAnsi="宋体" w:eastAsia="宋体" w:cs="宋体"/>
-          <w:spacing w:val="-2"/>
-          <w:sz w:val="18"/>
-          <w:szCs w:val="18"/>
-        </w:rPr>
-        <w:t>或未审批费用</w:t>
-      </w:r>
-    </w:p>
-    <w:p>
-      <w:pPr>
-        <w:spacing w:before="216" w:line="210" w:lineRule="auto"/>
-        <w:ind w:left="621"/>
-        <w:rPr>
-          <w:rFonts w:ascii="宋体" w:hAnsi="宋体" w:eastAsia="宋体" w:cs="宋体"/>
-          <w:sz w:val="20"/>
-          <w:szCs w:val="20"/>
-        </w:rPr>
-      </w:pPr>
-      <w:r>
-        <w:rPr>
-          <w:rFonts w:ascii="宋体" w:hAnsi="宋体" w:eastAsia="宋体" w:cs="宋体"/>
-          <w:spacing w:val="5"/>
-          <w:sz w:val="20"/>
-          <w:szCs w:val="20"/>
-        </w:rPr>
-        <w:t>未通过</w:t>
-      </w:r>
-    </w:p>
-    <w:p>
-      <w:pPr>
-        <w:spacing w:line="231" w:lineRule="auto"/>
-        <w:ind w:left="4380"/>
-        <w:rPr>
-          <w:rFonts w:ascii="宋体" w:hAnsi="宋体" w:eastAsia="宋体" w:cs="宋体"/>
-          <w:sz w:val="20"/>
-          <w:szCs w:val="20"/>
-        </w:rPr>
-      </w:pPr>
-      <w:r>
-        <w:rPr>
-          <w:rFonts w:ascii="宋体" w:hAnsi="宋体" w:eastAsia="宋体" w:cs="宋体"/>
-          <w:sz w:val="20"/>
-          <w:szCs w:val="20"/>
-        </w:rPr>
-        <w:t>是</w:t>
-      </w:r>
-    </w:p>
-    <w:p>
-      <w:pPr>
-        <w:pStyle w:val="2"/>
-        <w:spacing w:line="246" w:lineRule="auto"/>
-      </w:pPr>
-    </w:p>
-    <w:p>
-      <w:pPr>
-        <w:spacing w:before="66" w:line="228" w:lineRule="auto"/>
-        <w:ind w:left="3645"/>
-        <w:rPr>
-          <w:rFonts w:ascii="宋体" w:hAnsi="宋体" w:eastAsia="宋体" w:cs="宋体"/>
-          <w:sz w:val="20"/>
-          <w:szCs w:val="20"/>
-        </w:rPr>
-      </w:pPr>
-      <w:r>
-        <w:rPr>
-          <w:rFonts w:ascii="宋体" w:hAnsi="宋体" w:eastAsia="宋体" w:cs="宋体"/>
-          <w:spacing w:val="8"/>
-          <w:sz w:val="20"/>
-          <w:szCs w:val="20"/>
-        </w:rPr>
-        <w:t>形成完整记录文档</w:t>
-      </w:r>
-    </w:p>
-    <w:p>
-      <w:pPr>
-        <w:pStyle w:val="2"/>
-        <w:spacing w:line="315" w:lineRule="auto"/>
-      </w:pPr>
-    </w:p>
-    <w:p>
-      <w:pPr>
-        <w:pStyle w:val="2"/>
-        <w:spacing w:line="316" w:lineRule="auto"/>
-      </w:pPr>
-    </w:p>
-    <w:p>
-      <w:pPr>
-        <w:pStyle w:val="2"/>
-        <w:spacing w:line="316" w:lineRule="auto"/>
-      </w:pPr>
-    </w:p>
-    <w:p>
-      <w:pPr>
-        <w:spacing w:before="65" w:line="227" w:lineRule="auto"/>
-        <w:ind w:left="4069"/>
-        <w:rPr>
-          <w:rFonts w:ascii="宋体" w:hAnsi="宋体" w:eastAsia="宋体" w:cs="宋体"/>
-          <w:sz w:val="20"/>
-          <w:szCs w:val="20"/>
-        </w:rPr>
-      </w:pPr>
-      <w:r>
-        <w:rPr>
-          <w:rFonts w:ascii="宋体" w:hAnsi="宋体" w:eastAsia="宋体" w:cs="宋体"/>
-          <w:spacing w:val="4"/>
-          <w:sz w:val="20"/>
-          <w:szCs w:val="20"/>
-        </w:rPr>
-        <w:t>随机回访</w:t>
-      </w:r>
-    </w:p>
-    <w:p>
-      <w:pPr>
-        <w:pStyle w:val="2"/>
-        <w:spacing w:line="273" w:lineRule="auto"/>
-      </w:pPr>
-    </w:p>
-    <w:p>
-      <w:pPr>
-        <w:pStyle w:val="2"/>
-        <w:spacing w:line="274" w:lineRule="auto"/>
-      </w:pPr>
-    </w:p>
-    <w:p>
-      <w:pPr>
-        <w:pStyle w:val="2"/>
-        <w:spacing w:line="274" w:lineRule="auto"/>
-      </w:pPr>
-    </w:p>
-    <w:p>
-      <w:pPr>
-        <w:spacing w:before="65" w:line="228" w:lineRule="auto"/>
-        <w:ind w:left="3844"/>
-        <w:rPr>
-          <w:rFonts w:ascii="宋体" w:hAnsi="宋体" w:eastAsia="宋体" w:cs="宋体"/>
-          <w:sz w:val="20"/>
-          <w:szCs w:val="20"/>
-        </w:rPr>
-      </w:pPr>
-      <w:r>
-        <w:rPr>
-          <w:rFonts w:ascii="宋体" w:hAnsi="宋体" w:eastAsia="宋体" w:cs="宋体"/>
-          <w:spacing w:val="8"/>
-          <w:sz w:val="20"/>
-          <w:szCs w:val="20"/>
-        </w:rPr>
-        <w:t>运维过程结束</w:t>
-      </w:r>
-    </w:p>
-    <w:p>
-      <w:pPr>
-        <w:pStyle w:val="2"/>
-        <w:spacing w:line="253" w:lineRule="auto"/>
-      </w:pPr>
-    </w:p>
-    <w:p>
-      <w:pPr>
-        <w:pStyle w:val="2"/>
-        <w:spacing w:line="253" w:lineRule="auto"/>
-      </w:pPr>
     </w:p>
     <w:p>
       <w:pPr>
@@ -4511,108 +4091,31 @@
     </w:p>
     <w:p>
       <w:pPr>
-        <w:spacing w:before="79" w:line="219" w:lineRule="auto"/>
-        <w:jc w:val="right"/>
-        <w:rPr>
-          <w:rFonts w:ascii="宋体" w:hAnsi="宋体" w:eastAsia="宋体" w:cs="宋体"/>
-          <w:sz w:val="24"/>
-          <w:szCs w:val="24"/>
-        </w:rPr>
-      </w:pPr>
-      <w:r>
-        <w:rPr>
-          <w:rFonts w:ascii="宋体" w:hAnsi="宋体" w:eastAsia="宋体" w:cs="宋体"/>
-          <w:sz w:val="24"/>
-          <w:szCs w:val="24"/>
-        </w:rPr>
-        <w:t>服务台在完成服务后填写该事件或服务请求的满意</w:t>
-      </w:r>
-      <w:r>
-        <w:rPr>
-          <w:rFonts w:ascii="宋体" w:hAnsi="宋体" w:eastAsia="宋体" w:cs="宋体"/>
-          <w:spacing w:val="-1"/>
-          <w:sz w:val="24"/>
-          <w:szCs w:val="24"/>
-        </w:rPr>
-        <w:t>度调查结果，若满意则关</w:t>
-      </w:r>
-    </w:p>
-    <w:p>
-      <w:pPr>
-        <w:spacing w:line="219" w:lineRule="auto"/>
-        <w:rPr>
-          <w:rFonts w:ascii="宋体" w:hAnsi="宋体" w:eastAsia="宋体" w:cs="宋体"/>
-          <w:sz w:val="24"/>
-          <w:szCs w:val="24"/>
-        </w:rPr>
-        <w:sectPr>
-          <w:headerReference r:id="rId8" w:type="default"/>
-          <w:footerReference r:id="rId9" w:type="default"/>
-          <w:pgSz w:w="11910" w:h="16840"/>
-          <w:pgMar w:top="400" w:right="1710" w:bottom="990" w:left="1419" w:header="0" w:footer="756" w:gutter="0"/>
-          <w:cols w:space="720" w:num="1"/>
-        </w:sectPr>
-      </w:pPr>
-    </w:p>
-    <w:p>
-      <w:pPr>
         <w:pStyle w:val="2"/>
         <w:spacing w:line="478" w:lineRule="auto"/>
-      </w:pPr>
-    </w:p>
-    <w:p>
-      <w:pPr>
-        <w:spacing w:line="414" w:lineRule="exact"/>
-      </w:pPr>
-      <w:r>
-        <w:rPr>
-          <w:position w:val="-8"/>
-        </w:rPr>
-        <w:drawing>
-          <wp:inline distT="0" distB="0" distL="0" distR="0">
-            <wp:extent cx="685165" cy="262890"/>
-            <wp:effectExtent l="0" t="0" r="0" b="0"/>
-            <wp:docPr id="16" name="IM 16"/>
-            <wp:cNvGraphicFramePr/>
-            <a:graphic xmlns:a="http://schemas.openxmlformats.org/drawingml/2006/main">
-              <a:graphicData uri="http://schemas.openxmlformats.org/drawingml/2006/picture">
-                <pic:pic xmlns:pic="http://schemas.openxmlformats.org/drawingml/2006/picture">
-                  <pic:nvPicPr>
-                    <pic:cNvPr id="16" name="IM 16"/>
-                    <pic:cNvPicPr/>
-                  </pic:nvPicPr>
-                  <pic:blipFill>
-                    <a:blip r:embed="rId17"/>
-                    <a:stretch>
-                      <a:fillRect/>
-                    </a:stretch>
-                  </pic:blipFill>
-                  <pic:spPr>
-                    <a:xfrm>
-                      <a:off x="0" y="0"/>
-                      <a:ext cx="685371" cy="262951"/>
-                    </a:xfrm>
-                    <a:prstGeom prst="rect">
-                      <a:avLst/>
-                    </a:prstGeom>
-                  </pic:spPr>
-                </pic:pic>
-              </a:graphicData>
-            </a:graphic>
-          </wp:inline>
-        </w:drawing>
-      </w:r>
-    </w:p>
-    <w:p>
-      <w:pPr>
-        <w:spacing w:before="248" w:line="366" w:lineRule="auto"/>
-        <w:ind w:left="388" w:right="230" w:firstLine="24"/>
-        <w:rPr>
-          <w:rFonts w:ascii="宋体" w:hAnsi="宋体" w:eastAsia="宋体" w:cs="宋体"/>
-          <w:sz w:val="24"/>
-          <w:szCs w:val="24"/>
-        </w:rPr>
-      </w:pPr>
+        <w:rPr>
+          <w:rFonts w:ascii="宋体" w:hAnsi="宋体" w:eastAsia="宋体" w:cs="宋体"/>
+          <w:sz w:val="24"/>
+          <w:szCs w:val="24"/>
+        </w:rPr>
+      </w:pPr>
+      <w:r>
+        <w:rPr>
+          <w:rFonts w:ascii="宋体" w:hAnsi="宋体" w:eastAsia="宋体" w:cs="宋体"/>
+          <w:sz w:val="24"/>
+          <w:szCs w:val="24"/>
+        </w:rPr>
+        <w:t>服务台在完成服务后填写该事件或服务请求的满意</w:t>
+      </w:r>
+      <w:r>
+        <w:rPr>
+          <w:rFonts w:ascii="宋体" w:hAnsi="宋体" w:eastAsia="宋体" w:cs="宋体"/>
+          <w:spacing w:val="-1"/>
+          <w:sz w:val="24"/>
+          <w:szCs w:val="24"/>
+        </w:rPr>
+        <w:t>度调查结果，若满意则关</w:t>
+      </w:r>
       <w:r>
         <w:rPr>
           <w:rFonts w:ascii="宋体" w:hAnsi="宋体" w:eastAsia="宋体" w:cs="宋体"/>
@@ -5137,7 +4640,7 @@
     <w:tbl>
       <w:tblPr>
         <w:tblStyle w:val="5"/>
-        <w:tblW w:w="8265" w:type="dxa"/>
+        <w:tblW w:w="8270" w:type="dxa"/>
         <w:tblInd w:w="398" w:type="dxa"/>
         <w:tblBorders>
           <w:top w:val="single" w:color="000000" w:sz="2" w:space="0"/>
@@ -5156,9 +4659,13 @@
         </w:tblCellMar>
       </w:tblPr>
       <w:tblGrid>
-        <w:gridCol w:w="1826"/>
-        <w:gridCol w:w="3825"/>
-        <w:gridCol w:w="2614"/>
+        <w:gridCol w:w="5"/>
+        <w:gridCol w:w="1821"/>
+        <w:gridCol w:w="5"/>
+        <w:gridCol w:w="3820"/>
+        <w:gridCol w:w="5"/>
+        <w:gridCol w:w="2609"/>
+        <w:gridCol w:w="5"/>
       </w:tblGrid>
       <w:tr>
         <w:tblPrEx>
@@ -5178,12 +4685,16 @@
           </w:tblCellMar>
         </w:tblPrEx>
         <w:trPr>
+          <w:gridAfter w:val="1"/>
+          <w:wAfter w:w="5" w:type="dxa"/>
           <w:trHeight w:val="517" w:hRule="atLeast"/>
         </w:trPr>
         <w:tc>
           <w:tcPr>
             <w:tcW w:w="1826" w:type="dxa"/>
+            <w:gridSpan w:val="2"/>
             <w:shd w:val="clear" w:color="auto" w:fill="818181"/>
+            <w:vAlign w:val="top"/>
           </w:tcPr>
           <w:p>
             <w:pPr>
@@ -5211,7 +4722,9 @@
         <w:tc>
           <w:tcPr>
             <w:tcW w:w="3825" w:type="dxa"/>
+            <w:gridSpan w:val="2"/>
             <w:shd w:val="clear" w:color="auto" w:fill="818181"/>
+            <w:vAlign w:val="top"/>
           </w:tcPr>
           <w:p>
             <w:pPr>
@@ -5239,7 +4752,9 @@
         <w:tc>
           <w:tcPr>
             <w:tcW w:w="2614" w:type="dxa"/>
+            <w:gridSpan w:val="2"/>
             <w:shd w:val="clear" w:color="auto" w:fill="818181"/>
+            <w:vAlign w:val="top"/>
           </w:tcPr>
           <w:p>
             <w:pPr>
@@ -5283,11 +4798,15 @@
           </w:tblCellMar>
         </w:tblPrEx>
         <w:trPr>
+          <w:gridAfter w:val="1"/>
+          <w:wAfter w:w="5" w:type="dxa"/>
           <w:trHeight w:val="1205" w:hRule="atLeast"/>
         </w:trPr>
         <w:tc>
           <w:tcPr>
             <w:tcW w:w="1826" w:type="dxa"/>
+            <w:gridSpan w:val="2"/>
+            <w:vAlign w:val="top"/>
           </w:tcPr>
           <w:p>
             <w:pPr>
@@ -5319,6 +4838,8 @@
         <w:tc>
           <w:tcPr>
             <w:tcW w:w="3825" w:type="dxa"/>
+            <w:gridSpan w:val="2"/>
+            <w:vAlign w:val="top"/>
           </w:tcPr>
           <w:p>
             <w:pPr>
@@ -5350,6 +4871,8 @@
         <w:tc>
           <w:tcPr>
             <w:tcW w:w="2614" w:type="dxa"/>
+            <w:gridSpan w:val="2"/>
+            <w:vAlign w:val="top"/>
           </w:tcPr>
           <w:p>
             <w:pPr>
@@ -5411,11 +4934,15 @@
           </w:tblCellMar>
         </w:tblPrEx>
         <w:trPr>
+          <w:gridAfter w:val="1"/>
+          <w:wAfter w:w="5" w:type="dxa"/>
           <w:trHeight w:val="1206" w:hRule="atLeast"/>
         </w:trPr>
         <w:tc>
           <w:tcPr>
             <w:tcW w:w="1826" w:type="dxa"/>
+            <w:gridSpan w:val="2"/>
+            <w:vAlign w:val="top"/>
           </w:tcPr>
           <w:p>
             <w:pPr>
@@ -5455,6 +4982,8 @@
         <w:tc>
           <w:tcPr>
             <w:tcW w:w="3825" w:type="dxa"/>
+            <w:gridSpan w:val="2"/>
+            <w:vAlign w:val="top"/>
           </w:tcPr>
           <w:p>
             <w:pPr>
@@ -5490,6 +5019,8 @@
         <w:tc>
           <w:tcPr>
             <w:tcW w:w="2614" w:type="dxa"/>
+            <w:gridSpan w:val="2"/>
+            <w:vAlign w:val="top"/>
           </w:tcPr>
           <w:p>
             <w:pPr>
@@ -5514,225 +5045,6 @@
                 <w:szCs w:val="24"/>
               </w:rPr>
               <w:t>服务台响应时间达标率</w:t>
-            </w:r>
-          </w:p>
-        </w:tc>
-      </w:tr>
-    </w:tbl>
-    <w:p>
-      <w:pPr>
-        <w:pStyle w:val="2"/>
-      </w:pPr>
-    </w:p>
-    <w:p>
-      <w:pPr>
-        <w:sectPr>
-          <w:headerReference r:id="rId10" w:type="default"/>
-          <w:footerReference r:id="rId11" w:type="default"/>
-          <w:pgSz w:w="11910" w:h="16840"/>
-          <w:pgMar w:top="400" w:right="1786" w:bottom="990" w:left="1419" w:header="0" w:footer="756" w:gutter="0"/>
-          <w:cols w:space="720" w:num="1"/>
-        </w:sectPr>
-      </w:pPr>
-    </w:p>
-    <w:p>
-      <w:pPr>
-        <w:pStyle w:val="2"/>
-        <w:spacing w:line="478" w:lineRule="auto"/>
-      </w:pPr>
-    </w:p>
-    <w:p>
-      <w:pPr>
-        <w:spacing w:line="414" w:lineRule="exact"/>
-      </w:pPr>
-      <w:r>
-        <w:rPr>
-          <w:position w:val="-8"/>
-        </w:rPr>
-        <w:drawing>
-          <wp:inline distT="0" distB="0" distL="0" distR="0">
-            <wp:extent cx="685165" cy="262890"/>
-            <wp:effectExtent l="0" t="0" r="0" b="0"/>
-            <wp:docPr id="18" name="IM 18"/>
-            <wp:cNvGraphicFramePr/>
-            <a:graphic xmlns:a="http://schemas.openxmlformats.org/drawingml/2006/main">
-              <a:graphicData uri="http://schemas.openxmlformats.org/drawingml/2006/picture">
-                <pic:pic xmlns:pic="http://schemas.openxmlformats.org/drawingml/2006/picture">
-                  <pic:nvPicPr>
-                    <pic:cNvPr id="18" name="IM 18"/>
-                    <pic:cNvPicPr/>
-                  </pic:nvPicPr>
-                  <pic:blipFill>
-                    <a:blip r:embed="rId17"/>
-                    <a:stretch>
-                      <a:fillRect/>
-                    </a:stretch>
-                  </pic:blipFill>
-                  <pic:spPr>
-                    <a:xfrm>
-                      <a:off x="0" y="0"/>
-                      <a:ext cx="685371" cy="262951"/>
-                    </a:xfrm>
-                    <a:prstGeom prst="rect">
-                      <a:avLst/>
-                    </a:prstGeom>
-                  </pic:spPr>
-                </pic:pic>
-              </a:graphicData>
-            </a:graphic>
-          </wp:inline>
-        </w:drawing>
-      </w:r>
-    </w:p>
-    <w:p>
-      <w:pPr>
-        <w:spacing w:line="124" w:lineRule="exact"/>
-      </w:pPr>
-    </w:p>
-    <w:tbl>
-      <w:tblPr>
-        <w:tblStyle w:val="5"/>
-        <w:tblW w:w="8265" w:type="dxa"/>
-        <w:tblInd w:w="403" w:type="dxa"/>
-        <w:tblBorders>
-          <w:top w:val="single" w:color="000000" w:sz="2" w:space="0"/>
-          <w:left w:val="single" w:color="000000" w:sz="2" w:space="0"/>
-          <w:bottom w:val="single" w:color="000000" w:sz="2" w:space="0"/>
-          <w:right w:val="single" w:color="000000" w:sz="2" w:space="0"/>
-          <w:insideH w:val="single" w:color="000000" w:sz="2" w:space="0"/>
-          <w:insideV w:val="single" w:color="000000" w:sz="2" w:space="0"/>
-        </w:tblBorders>
-        <w:tblLayout w:type="fixed"/>
-        <w:tblCellMar>
-          <w:top w:w="0" w:type="dxa"/>
-          <w:left w:w="0" w:type="dxa"/>
-          <w:bottom w:w="0" w:type="dxa"/>
-          <w:right w:w="0" w:type="dxa"/>
-        </w:tblCellMar>
-      </w:tblPr>
-      <w:tblGrid>
-        <w:gridCol w:w="1826"/>
-        <w:gridCol w:w="3825"/>
-        <w:gridCol w:w="2614"/>
-      </w:tblGrid>
-      <w:tr>
-        <w:tblPrEx>
-          <w:tblBorders>
-            <w:top w:val="single" w:color="000000" w:sz="2" w:space="0"/>
-            <w:left w:val="single" w:color="000000" w:sz="2" w:space="0"/>
-            <w:bottom w:val="single" w:color="000000" w:sz="2" w:space="0"/>
-            <w:right w:val="single" w:color="000000" w:sz="2" w:space="0"/>
-            <w:insideH w:val="single" w:color="000000" w:sz="2" w:space="0"/>
-            <w:insideV w:val="single" w:color="000000" w:sz="2" w:space="0"/>
-          </w:tblBorders>
-          <w:tblCellMar>
-            <w:top w:w="0" w:type="dxa"/>
-            <w:left w:w="0" w:type="dxa"/>
-            <w:bottom w:w="0" w:type="dxa"/>
-            <w:right w:w="0" w:type="dxa"/>
-          </w:tblCellMar>
-        </w:tblPrEx>
-        <w:trPr>
-          <w:trHeight w:val="809" w:hRule="atLeast"/>
-        </w:trPr>
-        <w:tc>
-          <w:tcPr>
-            <w:tcW w:w="1826" w:type="dxa"/>
-          </w:tcPr>
-          <w:p>
-            <w:pPr>
-              <w:spacing w:before="120" w:line="261" w:lineRule="auto"/>
-              <w:ind w:left="126" w:right="270" w:hanging="7"/>
-              <w:rPr>
-                <w:rFonts w:ascii="宋体" w:hAnsi="宋体" w:eastAsia="宋体" w:cs="宋体"/>
-                <w:sz w:val="24"/>
-                <w:szCs w:val="24"/>
-              </w:rPr>
-            </w:pPr>
-            <w:r>
-              <w:rPr>
-                <w:rFonts w:ascii="宋体" w:hAnsi="宋体" w:eastAsia="宋体" w:cs="宋体"/>
-                <w:spacing w:val="-2"/>
-                <w:sz w:val="24"/>
-                <w:szCs w:val="24"/>
-              </w:rPr>
-              <w:t>事件的及时解</w:t>
-            </w:r>
-            <w:r>
-              <w:rPr>
-                <w:rFonts w:ascii="宋体" w:hAnsi="宋体" w:eastAsia="宋体" w:cs="宋体"/>
-                <w:sz w:val="24"/>
-                <w:szCs w:val="24"/>
-              </w:rPr>
-              <w:t>决</w:t>
-            </w:r>
-          </w:p>
-        </w:tc>
-        <w:tc>
-          <w:tcPr>
-            <w:tcW w:w="3825" w:type="dxa"/>
-          </w:tcPr>
-          <w:p>
-            <w:pPr>
-              <w:spacing w:before="120" w:line="261" w:lineRule="auto"/>
-              <w:ind w:left="118" w:right="111" w:firstLine="1"/>
-              <w:rPr>
-                <w:rFonts w:ascii="宋体" w:hAnsi="宋体" w:eastAsia="宋体" w:cs="宋体"/>
-                <w:sz w:val="24"/>
-                <w:szCs w:val="24"/>
-              </w:rPr>
-            </w:pPr>
-            <w:r>
-              <w:rPr>
-                <w:rFonts w:ascii="宋体" w:hAnsi="宋体" w:eastAsia="宋体" w:cs="宋体"/>
-                <w:spacing w:val="-1"/>
-                <w:sz w:val="24"/>
-                <w:szCs w:val="24"/>
-              </w:rPr>
-              <w:t>从提出请求到确认解决的时间达到</w:t>
-            </w:r>
-            <w:r>
-              <w:rPr>
-                <w:rFonts w:ascii="宋体" w:hAnsi="宋体" w:eastAsia="宋体" w:cs="宋体"/>
-                <w:spacing w:val="-3"/>
-                <w:sz w:val="24"/>
-                <w:szCs w:val="24"/>
-              </w:rPr>
-              <w:t>规定要求</w:t>
-            </w:r>
-          </w:p>
-        </w:tc>
-        <w:tc>
-          <w:tcPr>
-            <w:tcW w:w="2614" w:type="dxa"/>
-          </w:tcPr>
-          <w:p>
-            <w:pPr>
-              <w:spacing w:before="120" w:line="261" w:lineRule="auto"/>
-              <w:ind w:left="134" w:right="342" w:hanging="16"/>
-              <w:rPr>
-                <w:rFonts w:ascii="宋体" w:hAnsi="宋体" w:eastAsia="宋体" w:cs="宋体"/>
-                <w:sz w:val="24"/>
-                <w:szCs w:val="24"/>
-              </w:rPr>
-            </w:pPr>
-            <w:r>
-              <w:rPr>
-                <w:rFonts w:ascii="宋体" w:hAnsi="宋体" w:eastAsia="宋体" w:cs="宋体"/>
-                <w:spacing w:val="-2"/>
-                <w:sz w:val="24"/>
-                <w:szCs w:val="24"/>
-              </w:rPr>
-              <w:t>客户服务请求完成时</w:t>
-            </w:r>
-            <w:r>
-              <w:rPr>
-                <w:rFonts w:ascii="宋体" w:hAnsi="宋体" w:eastAsia="宋体" w:cs="宋体"/>
-                <w:spacing w:val="-8"/>
-                <w:sz w:val="24"/>
-                <w:szCs w:val="24"/>
-              </w:rPr>
-              <w:t>间达标率</w:t>
             </w:r>
           </w:p>
         </w:tc>
@@ -5755,41 +5067,57 @@
           </w:tblCellMar>
         </w:tblPrEx>
         <w:trPr>
-          <w:trHeight w:val="802" w:hRule="atLeast"/>
+          <w:gridBefore w:val="1"/>
+          <w:wBefore w:w="5" w:type="dxa"/>
+          <w:trHeight w:val="809" w:hRule="atLeast"/>
         </w:trPr>
         <w:tc>
           <w:tcPr>
             <w:tcW w:w="1826" w:type="dxa"/>
+            <w:gridSpan w:val="2"/>
+            <w:vAlign w:val="top"/>
           </w:tcPr>
           <w:p>
             <w:pPr>
-              <w:spacing w:before="318" w:line="219" w:lineRule="auto"/>
-              <w:ind w:left="119"/>
-              <w:rPr>
-                <w:rFonts w:ascii="宋体" w:hAnsi="宋体" w:eastAsia="宋体" w:cs="宋体"/>
-                <w:sz w:val="24"/>
-                <w:szCs w:val="24"/>
-              </w:rPr>
-            </w:pPr>
+              <w:spacing w:before="120" w:line="261" w:lineRule="auto"/>
+              <w:ind w:left="126" w:right="270" w:hanging="7"/>
+              <w:rPr>
+                <w:rFonts w:ascii="宋体" w:hAnsi="宋体" w:eastAsia="宋体" w:cs="宋体"/>
+                <w:sz w:val="24"/>
+                <w:szCs w:val="24"/>
+              </w:rPr>
+            </w:pPr>
+            <w:bookmarkStart w:id="9" w:name="_GoBack"/>
+            <w:bookmarkEnd w:id="9"/>
             <w:r>
               <w:rPr>
                 <w:rFonts w:ascii="宋体" w:hAnsi="宋体" w:eastAsia="宋体" w:cs="宋体"/>
-                <w:spacing w:val="-3"/>
-                <w:sz w:val="24"/>
-                <w:szCs w:val="24"/>
-              </w:rPr>
-              <w:t>服务态度</w:t>
+                <w:spacing w:val="-2"/>
+                <w:sz w:val="24"/>
+                <w:szCs w:val="24"/>
+              </w:rPr>
+              <w:t>事件的及时解</w:t>
+            </w:r>
+            <w:r>
+              <w:rPr>
+                <w:rFonts w:ascii="宋体" w:hAnsi="宋体" w:eastAsia="宋体" w:cs="宋体"/>
+                <w:sz w:val="24"/>
+                <w:szCs w:val="24"/>
+              </w:rPr>
+              <w:t>决</w:t>
             </w:r>
           </w:p>
         </w:tc>
         <w:tc>
           <w:tcPr>
             <w:tcW w:w="3825" w:type="dxa"/>
+            <w:gridSpan w:val="2"/>
+            <w:vAlign w:val="top"/>
           </w:tcPr>
           <w:p>
             <w:pPr>
-              <w:spacing w:before="318" w:line="219" w:lineRule="auto"/>
-              <w:ind w:left="117"/>
+              <w:spacing w:before="120" w:line="261" w:lineRule="auto"/>
+              <w:ind w:left="118" w:right="111" w:firstLine="1"/>
               <w:rPr>
                 <w:rFonts w:ascii="宋体" w:hAnsi="宋体" w:eastAsia="宋体" w:cs="宋体"/>
                 <w:sz w:val="24"/>
@@ -5803,18 +5131,29 @@
                 <w:sz w:val="24"/>
                 <w:szCs w:val="24"/>
               </w:rPr>
-              <w:t>服务过程中的态度是否亲和</w:t>
+              <w:t>从提出请求到确认解决的时间达到</w:t>
+            </w:r>
+            <w:r>
+              <w:rPr>
+                <w:rFonts w:ascii="宋体" w:hAnsi="宋体" w:eastAsia="宋体" w:cs="宋体"/>
+                <w:spacing w:val="-3"/>
+                <w:sz w:val="24"/>
+                <w:szCs w:val="24"/>
+              </w:rPr>
+              <w:t>规定要求</w:t>
             </w:r>
           </w:p>
         </w:tc>
         <w:tc>
           <w:tcPr>
             <w:tcW w:w="2614" w:type="dxa"/>
+            <w:gridSpan w:val="2"/>
+            <w:vAlign w:val="top"/>
           </w:tcPr>
           <w:p>
             <w:pPr>
-              <w:spacing w:before="113" w:line="261" w:lineRule="auto"/>
-              <w:ind w:left="120" w:right="819"/>
+              <w:spacing w:before="120" w:line="261" w:lineRule="auto"/>
+              <w:ind w:left="134" w:right="342" w:hanging="16"/>
               <w:rPr>
                 <w:rFonts w:ascii="宋体" w:hAnsi="宋体" w:eastAsia="宋体" w:cs="宋体"/>
                 <w:sz w:val="24"/>
@@ -5828,7 +5167,16 @@
                 <w:sz w:val="24"/>
                 <w:szCs w:val="24"/>
               </w:rPr>
-              <w:t>客户反馈满意度客户投诉发生率</w:t>
+              <w:t>客户服务请求完成时</w:t>
+            </w:r>
+            <w:r>
+              <w:rPr>
+                <w:rFonts w:ascii="宋体" w:hAnsi="宋体" w:eastAsia="宋体" w:cs="宋体"/>
+                <w:spacing w:val="-8"/>
+                <w:sz w:val="24"/>
+                <w:szCs w:val="24"/>
+              </w:rPr>
+              <w:t>间达标率</w:t>
             </w:r>
           </w:p>
         </w:tc>
@@ -5851,16 +5199,20 @@
           </w:tblCellMar>
         </w:tblPrEx>
         <w:trPr>
-          <w:trHeight w:val="805" w:hRule="atLeast"/>
+          <w:gridBefore w:val="1"/>
+          <w:wBefore w:w="5" w:type="dxa"/>
+          <w:trHeight w:val="802" w:hRule="atLeast"/>
         </w:trPr>
         <w:tc>
           <w:tcPr>
             <w:tcW w:w="1826" w:type="dxa"/>
+            <w:gridSpan w:val="2"/>
+            <w:vAlign w:val="top"/>
           </w:tcPr>
           <w:p>
             <w:pPr>
-              <w:spacing w:before="118" w:line="260" w:lineRule="auto"/>
-              <w:ind w:left="122" w:right="270" w:hanging="3"/>
+              <w:spacing w:before="318" w:line="219" w:lineRule="auto"/>
+              <w:ind w:left="119"/>
               <w:rPr>
                 <w:rFonts w:ascii="宋体" w:hAnsi="宋体" w:eastAsia="宋体" w:cs="宋体"/>
                 <w:sz w:val="24"/>
@@ -5870,30 +5222,24 @@
             <w:r>
               <w:rPr>
                 <w:rFonts w:ascii="宋体" w:hAnsi="宋体" w:eastAsia="宋体" w:cs="宋体"/>
-                <w:spacing w:val="-2"/>
-                <w:sz w:val="24"/>
-                <w:szCs w:val="24"/>
-              </w:rPr>
-              <w:t>沟通和表达能</w:t>
-            </w:r>
-            <w:r>
-              <w:rPr>
-                <w:rFonts w:ascii="宋体" w:hAnsi="宋体" w:eastAsia="宋体" w:cs="宋体"/>
-                <w:sz w:val="24"/>
-                <w:szCs w:val="24"/>
-              </w:rPr>
-              <w:t>力</w:t>
+                <w:spacing w:val="-3"/>
+                <w:sz w:val="24"/>
+                <w:szCs w:val="24"/>
+              </w:rPr>
+              <w:t>服务态度</w:t>
             </w:r>
           </w:p>
         </w:tc>
         <w:tc>
           <w:tcPr>
             <w:tcW w:w="3825" w:type="dxa"/>
+            <w:gridSpan w:val="2"/>
+            <w:vAlign w:val="top"/>
           </w:tcPr>
           <w:p>
             <w:pPr>
-              <w:spacing w:before="118" w:line="260" w:lineRule="auto"/>
-              <w:ind w:left="120" w:right="169" w:hanging="3"/>
+              <w:spacing w:before="318" w:line="219" w:lineRule="auto"/>
+              <w:ind w:left="117"/>
               <w:rPr>
                 <w:rFonts w:ascii="宋体" w:hAnsi="宋体" w:eastAsia="宋体" w:cs="宋体"/>
                 <w:sz w:val="24"/>
@@ -5903,31 +5249,24 @@
             <w:r>
               <w:rPr>
                 <w:rFonts w:ascii="宋体" w:hAnsi="宋体" w:eastAsia="宋体" w:cs="宋体"/>
-                <w:spacing w:val="-5"/>
-                <w:sz w:val="24"/>
-                <w:szCs w:val="24"/>
-              </w:rPr>
-              <w:t>服务过程中的言谈举止是否得体，</w:t>
-            </w:r>
-            <w:r>
-              <w:rPr>
-                <w:rFonts w:ascii="宋体" w:hAnsi="宋体" w:eastAsia="宋体" w:cs="宋体"/>
                 <w:spacing w:val="-1"/>
                 <w:sz w:val="24"/>
                 <w:szCs w:val="24"/>
               </w:rPr>
-              <w:t>是否能够很好的同客户进行沟通</w:t>
+              <w:t>服务过程中的态度是否亲和</w:t>
             </w:r>
           </w:p>
         </w:tc>
         <w:tc>
           <w:tcPr>
             <w:tcW w:w="2614" w:type="dxa"/>
+            <w:gridSpan w:val="2"/>
+            <w:vAlign w:val="top"/>
           </w:tcPr>
           <w:p>
             <w:pPr>
-              <w:spacing w:before="118" w:line="260" w:lineRule="auto"/>
-              <w:ind w:left="118" w:right="822"/>
+              <w:spacing w:before="113" w:line="261" w:lineRule="auto"/>
+              <w:ind w:left="120" w:right="819"/>
               <w:rPr>
                 <w:rFonts w:ascii="宋体" w:hAnsi="宋体" w:eastAsia="宋体" w:cs="宋体"/>
                 <w:sz w:val="24"/>
@@ -5964,16 +5303,20 @@
           </w:tblCellMar>
         </w:tblPrEx>
         <w:trPr>
-          <w:trHeight w:val="802" w:hRule="atLeast"/>
+          <w:gridBefore w:val="1"/>
+          <w:wBefore w:w="5" w:type="dxa"/>
+          <w:trHeight w:val="805" w:hRule="atLeast"/>
         </w:trPr>
         <w:tc>
           <w:tcPr>
             <w:tcW w:w="1826" w:type="dxa"/>
+            <w:gridSpan w:val="2"/>
+            <w:vAlign w:val="top"/>
           </w:tcPr>
           <w:p>
             <w:pPr>
-              <w:spacing w:before="115" w:line="260" w:lineRule="auto"/>
-              <w:ind w:left="121" w:right="270" w:hanging="2"/>
+              <w:spacing w:before="118" w:line="260" w:lineRule="auto"/>
+              <w:ind w:left="122" w:right="270" w:hanging="3"/>
               <w:rPr>
                 <w:rFonts w:ascii="宋体" w:hAnsi="宋体" w:eastAsia="宋体" w:cs="宋体"/>
                 <w:sz w:val="24"/>
@@ -5987,7 +5330,7 @@
                 <w:sz w:val="24"/>
                 <w:szCs w:val="24"/>
               </w:rPr>
-              <w:t>服务质量稳定</w:t>
+              <w:t>沟通和表达能</w:t>
             </w:r>
             <w:r>
               <w:rPr>
@@ -5995,24 +5338,20 @@
                 <w:sz w:val="24"/>
                 <w:szCs w:val="24"/>
               </w:rPr>
-              <w:t>性</w:t>
+              <w:t>力</w:t>
             </w:r>
           </w:p>
         </w:tc>
         <w:tc>
           <w:tcPr>
             <w:tcW w:w="3825" w:type="dxa"/>
+            <w:gridSpan w:val="2"/>
+            <w:vAlign w:val="top"/>
           </w:tcPr>
           <w:p>
             <w:pPr>
-              <w:pStyle w:val="6"/>
-              <w:spacing w:line="241" w:lineRule="auto"/>
-            </w:pPr>
-          </w:p>
-          <w:p>
-            <w:pPr>
-              <w:spacing w:before="78" w:line="219" w:lineRule="auto"/>
-              <w:ind w:left="117"/>
+              <w:spacing w:before="118" w:line="260" w:lineRule="auto"/>
+              <w:ind w:left="120" w:right="169" w:hanging="3"/>
               <w:rPr>
                 <w:rFonts w:ascii="宋体" w:hAnsi="宋体" w:eastAsia="宋体" w:cs="宋体"/>
                 <w:sz w:val="24"/>
@@ -6022,22 +5361,33 @@
             <w:r>
               <w:rPr>
                 <w:rFonts w:ascii="宋体" w:hAnsi="宋体" w:eastAsia="宋体" w:cs="宋体"/>
+                <w:spacing w:val="-5"/>
+                <w:sz w:val="24"/>
+                <w:szCs w:val="24"/>
+              </w:rPr>
+              <w:t>服务过程中的言谈举止是否得体，</w:t>
+            </w:r>
+            <w:r>
+              <w:rPr>
+                <w:rFonts w:ascii="宋体" w:hAnsi="宋体" w:eastAsia="宋体" w:cs="宋体"/>
                 <w:spacing w:val="-1"/>
                 <w:sz w:val="24"/>
                 <w:szCs w:val="24"/>
               </w:rPr>
-              <w:t>服务质量不会时好时坏</w:t>
+              <w:t>是否能够很好的同客户进行沟通</w:t>
             </w:r>
           </w:p>
         </w:tc>
         <w:tc>
           <w:tcPr>
             <w:tcW w:w="2614" w:type="dxa"/>
+            <w:gridSpan w:val="2"/>
+            <w:vAlign w:val="top"/>
           </w:tcPr>
           <w:p>
             <w:pPr>
-              <w:spacing w:before="117" w:line="219" w:lineRule="auto"/>
-              <w:ind w:left="121"/>
+              <w:spacing w:before="118" w:line="260" w:lineRule="auto"/>
+              <w:ind w:left="118" w:right="822"/>
               <w:rPr>
                 <w:rFonts w:ascii="宋体" w:hAnsi="宋体" w:eastAsia="宋体" w:cs="宋体"/>
                 <w:sz w:val="24"/>
@@ -6051,7 +5401,7 @@
                 <w:sz w:val="24"/>
                 <w:szCs w:val="24"/>
               </w:rPr>
-              <w:t>综合指标年度评审结果</w:t>
+              <w:t>客户反馈满意度客户投诉发生率</w:t>
             </w:r>
           </w:p>
         </w:tc>
@@ -6074,11 +5424,133 @@
           </w:tblCellMar>
         </w:tblPrEx>
         <w:trPr>
+          <w:gridBefore w:val="1"/>
+          <w:wBefore w:w="5" w:type="dxa"/>
+          <w:trHeight w:val="802" w:hRule="atLeast"/>
+        </w:trPr>
+        <w:tc>
+          <w:tcPr>
+            <w:tcW w:w="1826" w:type="dxa"/>
+            <w:gridSpan w:val="2"/>
+            <w:vAlign w:val="top"/>
+          </w:tcPr>
+          <w:p>
+            <w:pPr>
+              <w:spacing w:before="115" w:line="260" w:lineRule="auto"/>
+              <w:ind w:left="121" w:right="270" w:hanging="2"/>
+              <w:rPr>
+                <w:rFonts w:ascii="宋体" w:hAnsi="宋体" w:eastAsia="宋体" w:cs="宋体"/>
+                <w:sz w:val="24"/>
+                <w:szCs w:val="24"/>
+              </w:rPr>
+            </w:pPr>
+            <w:r>
+              <w:rPr>
+                <w:rFonts w:ascii="宋体" w:hAnsi="宋体" w:eastAsia="宋体" w:cs="宋体"/>
+                <w:spacing w:val="-2"/>
+                <w:sz w:val="24"/>
+                <w:szCs w:val="24"/>
+              </w:rPr>
+              <w:t>服务质量稳定</w:t>
+            </w:r>
+            <w:r>
+              <w:rPr>
+                <w:rFonts w:ascii="宋体" w:hAnsi="宋体" w:eastAsia="宋体" w:cs="宋体"/>
+                <w:sz w:val="24"/>
+                <w:szCs w:val="24"/>
+              </w:rPr>
+              <w:t>性</w:t>
+            </w:r>
+          </w:p>
+        </w:tc>
+        <w:tc>
+          <w:tcPr>
+            <w:tcW w:w="3825" w:type="dxa"/>
+            <w:gridSpan w:val="2"/>
+            <w:vAlign w:val="top"/>
+          </w:tcPr>
+          <w:p>
+            <w:pPr>
+              <w:pStyle w:val="6"/>
+              <w:spacing w:line="241" w:lineRule="auto"/>
+            </w:pPr>
+          </w:p>
+          <w:p>
+            <w:pPr>
+              <w:spacing w:before="78" w:line="219" w:lineRule="auto"/>
+              <w:ind w:left="117"/>
+              <w:rPr>
+                <w:rFonts w:ascii="宋体" w:hAnsi="宋体" w:eastAsia="宋体" w:cs="宋体"/>
+                <w:sz w:val="24"/>
+                <w:szCs w:val="24"/>
+              </w:rPr>
+            </w:pPr>
+            <w:r>
+              <w:rPr>
+                <w:rFonts w:ascii="宋体" w:hAnsi="宋体" w:eastAsia="宋体" w:cs="宋体"/>
+                <w:spacing w:val="-1"/>
+                <w:sz w:val="24"/>
+                <w:szCs w:val="24"/>
+              </w:rPr>
+              <w:t>服务质量不会时好时坏</w:t>
+            </w:r>
+          </w:p>
+        </w:tc>
+        <w:tc>
+          <w:tcPr>
+            <w:tcW w:w="2614" w:type="dxa"/>
+            <w:gridSpan w:val="2"/>
+            <w:vAlign w:val="top"/>
+          </w:tcPr>
+          <w:p>
+            <w:pPr>
+              <w:spacing w:before="117" w:line="219" w:lineRule="auto"/>
+              <w:ind w:left="121"/>
+              <w:rPr>
+                <w:rFonts w:ascii="宋体" w:hAnsi="宋体" w:eastAsia="宋体" w:cs="宋体"/>
+                <w:sz w:val="24"/>
+                <w:szCs w:val="24"/>
+              </w:rPr>
+            </w:pPr>
+            <w:r>
+              <w:rPr>
+                <w:rFonts w:ascii="宋体" w:hAnsi="宋体" w:eastAsia="宋体" w:cs="宋体"/>
+                <w:spacing w:val="-2"/>
+                <w:sz w:val="24"/>
+                <w:szCs w:val="24"/>
+              </w:rPr>
+              <w:t>综合指标年度评审结果</w:t>
+            </w:r>
+          </w:p>
+        </w:tc>
+      </w:tr>
+      <w:tr>
+        <w:tblPrEx>
+          <w:tblBorders>
+            <w:top w:val="single" w:color="000000" w:sz="2" w:space="0"/>
+            <w:left w:val="single" w:color="000000" w:sz="2" w:space="0"/>
+            <w:bottom w:val="single" w:color="000000" w:sz="2" w:space="0"/>
+            <w:right w:val="single" w:color="000000" w:sz="2" w:space="0"/>
+            <w:insideH w:val="single" w:color="000000" w:sz="2" w:space="0"/>
+            <w:insideV w:val="single" w:color="000000" w:sz="2" w:space="0"/>
+          </w:tblBorders>
+          <w:tblCellMar>
+            <w:top w:w="0" w:type="dxa"/>
+            <w:left w:w="0" w:type="dxa"/>
+            <w:bottom w:w="0" w:type="dxa"/>
+            <w:right w:w="0" w:type="dxa"/>
+          </w:tblCellMar>
+        </w:tblPrEx>
+        <w:trPr>
+          <w:gridBefore w:val="1"/>
+          <w:wBefore w:w="5" w:type="dxa"/>
           <w:trHeight w:val="810" w:hRule="atLeast"/>
         </w:trPr>
         <w:tc>
           <w:tcPr>
             <w:tcW w:w="1826" w:type="dxa"/>
+            <w:gridSpan w:val="2"/>
+            <w:vAlign w:val="top"/>
           </w:tcPr>
           <w:p>
             <w:pPr>
@@ -6113,6 +5585,8 @@
         <w:tc>
           <w:tcPr>
             <w:tcW w:w="3825" w:type="dxa"/>
+            <w:gridSpan w:val="2"/>
+            <w:vAlign w:val="top"/>
           </w:tcPr>
           <w:p>
             <w:pPr>
@@ -6147,6 +5621,8 @@
         <w:tc>
           <w:tcPr>
             <w:tcW w:w="2614" w:type="dxa"/>
+            <w:gridSpan w:val="2"/>
+            <w:vAlign w:val="top"/>
           </w:tcPr>
           <w:p>
             <w:pPr>
@@ -6780,7 +6256,8 @@
           <w:szCs w:val="24"/>
         </w:rPr>
         <w:sectPr>
-          <w:footerReference r:id="rId12" w:type="default"/>
+          <w:headerReference r:id="rId8" w:type="default"/>
+          <w:footerReference r:id="rId9" w:type="default"/>
           <w:pgSz w:w="11910" w:h="16840"/>
           <w:pgMar w:top="400" w:right="1601" w:bottom="990" w:left="1419" w:header="0" w:footer="756" w:gutter="0"/>
           <w:cols w:space="720" w:num="1"/>
@@ -6815,7 +6292,7 @@
                     <pic:cNvPicPr/>
                   </pic:nvPicPr>
                   <pic:blipFill>
-                    <a:blip r:embed="rId17"/>
+                    <a:blip r:embed="rId14"/>
                     <a:stretch>
                       <a:fillRect/>
                     </a:stretch>
@@ -7843,7 +7320,7 @@
           <w:szCs w:val="24"/>
         </w:rPr>
         <w:sectPr>
-          <w:footerReference r:id="rId13" w:type="default"/>
+          <w:footerReference r:id="rId10" w:type="default"/>
           <w:pgSz w:w="11910" w:h="16840"/>
           <w:pgMar w:top="400" w:right="1624" w:bottom="990" w:left="1419" w:header="0" w:footer="756" w:gutter="0"/>
           <w:cols w:space="720" w:num="1"/>
@@ -7878,7 +7355,7 @@
                     <pic:cNvPicPr/>
                   </pic:nvPicPr>
                   <pic:blipFill>
-                    <a:blip r:embed="rId17"/>
+                    <a:blip r:embed="rId14"/>
                     <a:stretch>
                       <a:fillRect/>
                     </a:stretch>
@@ -8793,7 +8270,7 @@
           <w:szCs w:val="24"/>
         </w:rPr>
         <w:sectPr>
-          <w:footerReference r:id="rId14" w:type="default"/>
+          <w:footerReference r:id="rId11" w:type="default"/>
           <w:pgSz w:w="11910" w:h="16840"/>
           <w:pgMar w:top="400" w:right="1725" w:bottom="990" w:left="1419" w:header="0" w:footer="756" w:gutter="0"/>
           <w:cols w:space="720" w:num="1"/>
@@ -8828,7 +8305,7 @@
                     <pic:cNvPicPr/>
                   </pic:nvPicPr>
                   <pic:blipFill>
-                    <a:blip r:embed="rId17"/>
+                    <a:blip r:embed="rId14"/>
                     <a:stretch>
                       <a:fillRect/>
                     </a:stretch>
@@ -9123,7 +8600,7 @@
       </w:r>
     </w:p>
     <w:sectPr>
-      <w:footerReference r:id="rId15" w:type="default"/>
+      <w:footerReference r:id="rId12" w:type="default"/>
       <w:pgSz w:w="11910" w:h="16840"/>
       <w:pgMar w:top="400" w:right="1510" w:bottom="990" w:left="1419" w:header="0" w:footer="755" w:gutter="0"/>
       <w:cols w:space="720" w:num="1"/>
@@ -9234,54 +8711,6 @@
   <w:p>
     <w:pPr>
       <w:spacing w:line="229" w:lineRule="auto"/>
-      <w:ind w:left="4509"/>
-      <w:rPr>
-        <w:rFonts w:ascii="宋体" w:hAnsi="宋体" w:eastAsia="宋体" w:cs="宋体"/>
-        <w:sz w:val="18"/>
-        <w:szCs w:val="18"/>
-      </w:rPr>
-    </w:pPr>
-    <w:r>
-      <w:rPr>
-        <w:rFonts w:ascii="宋体" w:hAnsi="宋体" w:eastAsia="宋体" w:cs="宋体"/>
-        <w:sz w:val="18"/>
-        <w:szCs w:val="18"/>
-      </w:rPr>
-      <w:t>6</w:t>
-    </w:r>
-  </w:p>
-</w:ftr>
-</file>
-
-<file path=word/footer5.xml><?xml version="1.0" encoding="utf-8"?>
-<w:ftr xmlns:wpc="http://schemas.microsoft.com/office/word/2010/wordprocessingCanvas" xmlns:mc="http://schemas.openxmlformats.org/markup-compatibility/2006" xmlns:o="urn:schemas-microsoft-com:office:office" xmlns:r="http://schemas.openxmlformats.org/officeDocument/2006/relationships" xmlns:m="http://schemas.openxmlformats.org/officeDocument/2006/math" xmlns:v="urn:schemas-microsoft-com:vml" xmlns:wp14="http://schemas.microsoft.com/office/word/2010/wordprocessingDrawing" xmlns:wp="http://schemas.openxmlformats.org/drawingml/2006/wordprocessingDrawing" xmlns:w10="urn:schemas-microsoft-com:office:word" xmlns:w="http://schemas.openxmlformats.org/wordprocessingml/2006/main" xmlns:w14="http://schemas.microsoft.com/office/word/2010/wordml" xmlns:w15="http://schemas.microsoft.com/office/word/2012/wordml" xmlns:wpg="http://schemas.microsoft.com/office/word/2010/wordprocessingGroup" xmlns:wpi="http://schemas.microsoft.com/office/word/2010/wordprocessingInk" xmlns:wne="http://schemas.microsoft.com/office/word/2006/wordml" xmlns:wps="http://schemas.microsoft.com/office/word/2010/wordprocessingShape" xmlns:wpsCustomData="http://www.wps.cn/officeDocument/2013/wpsCustomData" mc:Ignorable="w14 w15 wp14">
-  <w:p>
-    <w:pPr>
-      <w:spacing w:line="229" w:lineRule="auto"/>
-      <w:ind w:left="4512"/>
-      <w:rPr>
-        <w:rFonts w:ascii="宋体" w:hAnsi="宋体" w:eastAsia="宋体" w:cs="宋体"/>
-        <w:sz w:val="18"/>
-        <w:szCs w:val="18"/>
-      </w:rPr>
-    </w:pPr>
-    <w:r>
-      <w:rPr>
-        <w:rFonts w:ascii="宋体" w:hAnsi="宋体" w:eastAsia="宋体" w:cs="宋体"/>
-        <w:sz w:val="18"/>
-        <w:szCs w:val="18"/>
-      </w:rPr>
-      <w:t>7</w:t>
-    </w:r>
-  </w:p>
-</w:ftr>
-</file>
-
-<file path=word/footer6.xml><?xml version="1.0" encoding="utf-8"?>
-<w:ftr xmlns:wpc="http://schemas.microsoft.com/office/word/2010/wordprocessingCanvas" xmlns:mc="http://schemas.openxmlformats.org/markup-compatibility/2006" xmlns:o="urn:schemas-microsoft-com:office:office" xmlns:r="http://schemas.openxmlformats.org/officeDocument/2006/relationships" xmlns:m="http://schemas.openxmlformats.org/officeDocument/2006/math" xmlns:v="urn:schemas-microsoft-com:vml" xmlns:wp14="http://schemas.microsoft.com/office/word/2010/wordprocessingDrawing" xmlns:wp="http://schemas.openxmlformats.org/drawingml/2006/wordprocessingDrawing" xmlns:w10="urn:schemas-microsoft-com:office:word" xmlns:w="http://schemas.openxmlformats.org/wordprocessingml/2006/main" xmlns:w14="http://schemas.microsoft.com/office/word/2010/wordml" xmlns:w15="http://schemas.microsoft.com/office/word/2012/wordml" xmlns:wpg="http://schemas.microsoft.com/office/word/2010/wordprocessingGroup" xmlns:wpi="http://schemas.microsoft.com/office/word/2010/wordprocessingInk" xmlns:wne="http://schemas.microsoft.com/office/word/2006/wordml" xmlns:wps="http://schemas.microsoft.com/office/word/2010/wordprocessingShape" xmlns:wpsCustomData="http://www.wps.cn/officeDocument/2013/wpsCustomData" mc:Ignorable="w14 w15 wp14">
-  <w:p>
-    <w:pPr>
-      <w:spacing w:line="229" w:lineRule="auto"/>
       <w:ind w:left="4508"/>
       <w:rPr>
         <w:rFonts w:ascii="宋体" w:hAnsi="宋体" w:eastAsia="宋体" w:cs="宋体"/>
@@ -9301,7 +8730,7 @@
 </w:ftr>
 </file>
 
-<file path=word/footer7.xml><?xml version="1.0" encoding="utf-8"?>
+<file path=word/footer5.xml><?xml version="1.0" encoding="utf-8"?>
 <w:ftr xmlns:wpc="http://schemas.microsoft.com/office/word/2010/wordprocessingCanvas" xmlns:mc="http://schemas.openxmlformats.org/markup-compatibility/2006" xmlns:o="urn:schemas-microsoft-com:office:office" xmlns:r="http://schemas.openxmlformats.org/officeDocument/2006/relationships" xmlns:m="http://schemas.openxmlformats.org/officeDocument/2006/math" xmlns:v="urn:schemas-microsoft-com:vml" xmlns:wp14="http://schemas.microsoft.com/office/word/2010/wordprocessingDrawing" xmlns:wp="http://schemas.openxmlformats.org/drawingml/2006/wordprocessingDrawing" xmlns:w10="urn:schemas-microsoft-com:office:word" xmlns:w="http://schemas.openxmlformats.org/wordprocessingml/2006/main" xmlns:w14="http://schemas.microsoft.com/office/word/2010/wordml" xmlns:w15="http://schemas.microsoft.com/office/word/2012/wordml" xmlns:wpg="http://schemas.microsoft.com/office/word/2010/wordprocessingGroup" xmlns:wpi="http://schemas.microsoft.com/office/word/2010/wordprocessingInk" xmlns:wne="http://schemas.microsoft.com/office/word/2006/wordml" xmlns:wps="http://schemas.microsoft.com/office/word/2010/wordprocessingShape" xmlns:wpsCustomData="http://www.wps.cn/officeDocument/2013/wpsCustomData" mc:Ignorable="w14 w15 wp14">
   <w:p>
     <w:pPr>
@@ -9325,7 +8754,7 @@
 </w:ftr>
 </file>
 
-<file path=word/footer8.xml><?xml version="1.0" encoding="utf-8"?>
+<file path=word/footer6.xml><?xml version="1.0" encoding="utf-8"?>
 <w:ftr xmlns:wpc="http://schemas.microsoft.com/office/word/2010/wordprocessingCanvas" xmlns:mc="http://schemas.openxmlformats.org/markup-compatibility/2006" xmlns:o="urn:schemas-microsoft-com:office:office" xmlns:r="http://schemas.openxmlformats.org/officeDocument/2006/relationships" xmlns:m="http://schemas.openxmlformats.org/officeDocument/2006/math" xmlns:v="urn:schemas-microsoft-com:vml" xmlns:wp14="http://schemas.microsoft.com/office/word/2010/wordprocessingDrawing" xmlns:wp="http://schemas.openxmlformats.org/drawingml/2006/wordprocessingDrawing" xmlns:w10="urn:schemas-microsoft-com:office:word" xmlns:w="http://schemas.openxmlformats.org/wordprocessingml/2006/main" xmlns:w14="http://schemas.microsoft.com/office/word/2010/wordml" xmlns:w15="http://schemas.microsoft.com/office/word/2012/wordml" xmlns:wpg="http://schemas.microsoft.com/office/word/2010/wordprocessingGroup" xmlns:wpi="http://schemas.microsoft.com/office/word/2010/wordprocessingInk" xmlns:wne="http://schemas.microsoft.com/office/word/2006/wordml" xmlns:wps="http://schemas.microsoft.com/office/word/2010/wordprocessingShape" xmlns:wpsCustomData="http://www.wps.cn/officeDocument/2013/wpsCustomData" mc:Ignorable="w14 w15 wp14">
   <w:p>
     <w:pPr>
@@ -9350,7 +8779,7 @@
 </w:ftr>
 </file>
 
-<file path=word/footer9.xml><?xml version="1.0" encoding="utf-8"?>
+<file path=word/footer7.xml><?xml version="1.0" encoding="utf-8"?>
 <w:ftr xmlns:wpc="http://schemas.microsoft.com/office/word/2010/wordprocessingCanvas" xmlns:mc="http://schemas.openxmlformats.org/markup-compatibility/2006" xmlns:o="urn:schemas-microsoft-com:office:office" xmlns:r="http://schemas.openxmlformats.org/officeDocument/2006/relationships" xmlns:m="http://schemas.openxmlformats.org/officeDocument/2006/math" xmlns:v="urn:schemas-microsoft-com:vml" xmlns:wp14="http://schemas.microsoft.com/office/word/2010/wordprocessingDrawing" xmlns:wp="http://schemas.openxmlformats.org/drawingml/2006/wordprocessingDrawing" xmlns:w10="urn:schemas-microsoft-com:office:word" xmlns:w="http://schemas.openxmlformats.org/wordprocessingml/2006/main" xmlns:w14="http://schemas.microsoft.com/office/word/2010/wordml" xmlns:w15="http://schemas.microsoft.com/office/word/2012/wordml" xmlns:wpg="http://schemas.microsoft.com/office/word/2010/wordprocessingGroup" xmlns:wpi="http://schemas.microsoft.com/office/word/2010/wordprocessingInk" xmlns:wne="http://schemas.microsoft.com/office/word/2006/wordml" xmlns:wps="http://schemas.microsoft.com/office/word/2010/wordprocessingShape" xmlns:wpsCustomData="http://www.wps.cn/officeDocument/2013/wpsCustomData" mc:Ignorable="w14 w15 wp14">
   <w:p>
     <w:pPr>
@@ -9380,7 +8809,7 @@
   <w:footnote w:type="separator" w:id="0">
     <w:p>
       <w:pPr>
-        <w:spacing w:before="0" w:after="0" w:line="240" w:lineRule="auto"/>
+        <w:spacing w:line="240" w:lineRule="auto"/>
       </w:pPr>
       <w:r>
         <w:separator/>
@@ -9390,7 +8819,7 @@
   <w:footnote w:type="continuationSeparator" w:id="1">
     <w:p>
       <w:pPr>
-        <w:spacing w:before="0" w:after="0" w:line="240" w:lineRule="auto"/>
+        <w:spacing w:line="240" w:lineRule="auto"/>
       </w:pPr>
       <w:r>
         <w:continuationSeparator/>
@@ -9401,32 +8830,6 @@
 </file>
 
 <file path=word/header1.xml><?xml version="1.0" encoding="utf-8"?>
-<w:hdr xmlns:wpc="http://schemas.microsoft.com/office/word/2010/wordprocessingCanvas" xmlns:mc="http://schemas.openxmlformats.org/markup-compatibility/2006" xmlns:o="urn:schemas-microsoft-com:office:office" xmlns:r="http://schemas.openxmlformats.org/officeDocument/2006/relationships" xmlns:m="http://schemas.openxmlformats.org/officeDocument/2006/math" xmlns:v="urn:schemas-microsoft-com:vml" xmlns:wp14="http://schemas.microsoft.com/office/word/2010/wordprocessingDrawing" xmlns:wp="http://schemas.openxmlformats.org/drawingml/2006/wordprocessingDrawing" xmlns:w10="urn:schemas-microsoft-com:office:word" xmlns:w="http://schemas.openxmlformats.org/wordprocessingml/2006/main" xmlns:w14="http://schemas.microsoft.com/office/word/2010/wordml" xmlns:w15="http://schemas.microsoft.com/office/word/2012/wordml" xmlns:wpg="http://schemas.microsoft.com/office/word/2010/wordprocessingGroup" xmlns:wpi="http://schemas.microsoft.com/office/word/2010/wordprocessingInk" xmlns:wne="http://schemas.microsoft.com/office/word/2006/wordml" xmlns:wps="http://schemas.microsoft.com/office/word/2010/wordprocessingShape" xmlns:wpsCustomData="http://www.wps.cn/officeDocument/2013/wpsCustomData" mc:Ignorable="w14 w15 wp14">
-  <w:p>
-    <w:pPr>
-      <w:pStyle w:val="2"/>
-      <w:spacing w:line="14" w:lineRule="auto"/>
-      <w:rPr>
-        <w:sz w:val="2"/>
-      </w:rPr>
-    </w:pPr>
-    <w:r>
-      <w:pict>
-        <v:shape id="_x0000_s2049" o:spid="_x0000_s2049" o:spt="136" type="#_x0000_t136" style="position:absolute;left:0pt;margin-left:241.1pt;margin-top:274.25pt;height:43.75pt;width:109.35pt;mso-position-horizontal-relative:page;mso-position-vertical-relative:page;z-index:-251657216;mso-width-relative:page;mso-height-relative:page;" fillcolor="#CECECE" filled="t" coordsize="21600,21600" o:allowincell="f">
-          <v:path/>
-          <v:fill on="t" focussize="0,0"/>
-          <v:stroke/>
-          <v:imagedata o:title=""/>
-          <o:lock v:ext="edit"/>
-          <v:textpath on="t" fitpath="t" trim="t" xscale="f" string="&lt;&gt;" style="font-family:Arial;font-size:43.5pt;v-text-align:center;"/>
-        </v:shape>
-      </w:pict>
-    </w:r>
-  </w:p>
-</w:hdr>
-</file>
-
-<file path=word/header2.xml><?xml version="1.0" encoding="utf-8"?>
 <w:hdr xmlns:wpc="http://schemas.microsoft.com/office/word/2010/wordprocessingCanvas" xmlns:mc="http://schemas.openxmlformats.org/markup-compatibility/2006" xmlns:o="urn:schemas-microsoft-com:office:office" xmlns:r="http://schemas.openxmlformats.org/officeDocument/2006/relationships" xmlns:m="http://schemas.openxmlformats.org/officeDocument/2006/math" xmlns:v="urn:schemas-microsoft-com:vml" xmlns:wp14="http://schemas.microsoft.com/office/word/2010/wordprocessingDrawing" xmlns:wp="http://schemas.openxmlformats.org/drawingml/2006/wordprocessingDrawing" xmlns:w10="urn:schemas-microsoft-com:office:word" xmlns:w="http://schemas.openxmlformats.org/wordprocessingml/2006/main" xmlns:w14="http://schemas.microsoft.com/office/word/2010/wordml" xmlns:w15="http://schemas.microsoft.com/office/word/2012/wordml" xmlns:wpg="http://schemas.microsoft.com/office/word/2010/wordprocessingGroup" xmlns:wpi="http://schemas.microsoft.com/office/word/2010/wordprocessingInk" xmlns:wne="http://schemas.microsoft.com/office/word/2006/wordml" xmlns:wps="http://schemas.microsoft.com/office/word/2010/wordprocessingShape" xmlns:wpsCustomData="http://www.wps.cn/officeDocument/2013/wpsCustomData" mc:Ignorable="w14 w15 wp14">
   <w:p>
     <w:pPr>
@@ -9452,155 +8855,155 @@
   </w:docDefaults>
   <w:latentStyles w:count="260" w:defQFormat="0" w:defUnhideWhenUsed="1" w:defSemiHidden="1" w:defUIPriority="99" w:defLockedState="0">
     <w:lsdException w:qFormat="1" w:unhideWhenUsed="0" w:uiPriority="0" w:name="Normal"/>
-    <w:lsdException w:qFormat="1" w:unhideWhenUsed="0" w:uiPriority="9" w:semiHidden="0" w:name="heading 1"/>
-    <w:lsdException w:qFormat="1" w:uiPriority="9" w:name="heading 2"/>
-    <w:lsdException w:qFormat="1" w:uiPriority="9" w:name="heading 3"/>
-    <w:lsdException w:qFormat="1" w:uiPriority="9" w:name="heading 4"/>
-    <w:lsdException w:qFormat="1" w:uiPriority="9" w:name="heading 5"/>
-    <w:lsdException w:qFormat="1" w:uiPriority="9" w:name="heading 6"/>
-    <w:lsdException w:qFormat="1" w:uiPriority="9" w:name="heading 7"/>
-    <w:lsdException w:qFormat="1" w:uiPriority="9" w:name="heading 8"/>
-    <w:lsdException w:qFormat="1" w:uiPriority="9" w:name="heading 9"/>
-    <w:lsdException w:uiPriority="99" w:name="index 1"/>
-    <w:lsdException w:uiPriority="99" w:name="index 2"/>
-    <w:lsdException w:uiPriority="99" w:name="index 3"/>
-    <w:lsdException w:uiPriority="99" w:name="index 4"/>
-    <w:lsdException w:uiPriority="99" w:name="index 5"/>
-    <w:lsdException w:uiPriority="99" w:name="index 6"/>
-    <w:lsdException w:uiPriority="99" w:name="index 7"/>
-    <w:lsdException w:uiPriority="99" w:name="index 8"/>
-    <w:lsdException w:uiPriority="99" w:name="index 9"/>
-    <w:lsdException w:uiPriority="39" w:name="toc 1"/>
-    <w:lsdException w:uiPriority="39" w:name="toc 2"/>
-    <w:lsdException w:uiPriority="39" w:name="toc 3"/>
-    <w:lsdException w:uiPriority="39" w:name="toc 4"/>
-    <w:lsdException w:uiPriority="39" w:name="toc 5"/>
-    <w:lsdException w:uiPriority="39" w:name="toc 6"/>
-    <w:lsdException w:uiPriority="39" w:name="toc 7"/>
-    <w:lsdException w:uiPriority="39" w:name="toc 8"/>
-    <w:lsdException w:uiPriority="39" w:name="toc 9"/>
-    <w:lsdException w:uiPriority="99" w:name="Normal Indent"/>
-    <w:lsdException w:uiPriority="99" w:name="footnote text"/>
-    <w:lsdException w:uiPriority="99" w:name="annotation text"/>
-    <w:lsdException w:uiPriority="99" w:name="header"/>
-    <w:lsdException w:uiPriority="99" w:name="footer"/>
-    <w:lsdException w:uiPriority="99" w:name="index heading"/>
-    <w:lsdException w:qFormat="1" w:uiPriority="35" w:name="caption"/>
-    <w:lsdException w:uiPriority="99" w:name="table of figures"/>
-    <w:lsdException w:uiPriority="99" w:name="envelope address"/>
-    <w:lsdException w:uiPriority="99" w:name="envelope return"/>
-    <w:lsdException w:uiPriority="99" w:name="footnote reference"/>
-    <w:lsdException w:uiPriority="99" w:name="annotation reference"/>
-    <w:lsdException w:uiPriority="99" w:name="line number"/>
-    <w:lsdException w:uiPriority="99" w:name="page number"/>
-    <w:lsdException w:uiPriority="99" w:name="endnote reference"/>
-    <w:lsdException w:uiPriority="99" w:name="endnote text"/>
-    <w:lsdException w:uiPriority="99" w:name="table of authorities"/>
-    <w:lsdException w:uiPriority="99" w:name="macro"/>
-    <w:lsdException w:uiPriority="99" w:name="toa heading"/>
-    <w:lsdException w:uiPriority="99" w:name="List"/>
-    <w:lsdException w:uiPriority="99" w:name="List Bullet"/>
-    <w:lsdException w:uiPriority="99" w:name="List Number"/>
-    <w:lsdException w:uiPriority="99" w:name="List 2"/>
-    <w:lsdException w:uiPriority="99" w:name="List 3"/>
-    <w:lsdException w:uiPriority="99" w:name="List 4"/>
-    <w:lsdException w:uiPriority="99" w:name="List 5"/>
-    <w:lsdException w:uiPriority="99" w:name="List Bullet 2"/>
-    <w:lsdException w:uiPriority="99" w:name="List Bullet 3"/>
-    <w:lsdException w:uiPriority="99" w:name="List Bullet 4"/>
-    <w:lsdException w:uiPriority="99" w:name="List Bullet 5"/>
-    <w:lsdException w:uiPriority="99" w:name="List Number 2"/>
-    <w:lsdException w:uiPriority="99" w:name="List Number 3"/>
-    <w:lsdException w:uiPriority="99" w:name="List Number 4"/>
-    <w:lsdException w:uiPriority="99" w:name="List Number 5"/>
-    <w:lsdException w:qFormat="1" w:unhideWhenUsed="0" w:uiPriority="10" w:semiHidden="0" w:name="Title"/>
-    <w:lsdException w:uiPriority="99" w:name="Closing"/>
-    <w:lsdException w:uiPriority="99" w:name="Signature"/>
-    <w:lsdException w:uiPriority="1" w:name="Default Paragraph Font"/>
+    <w:lsdException w:qFormat="1" w:unhideWhenUsed="0" w:uiPriority="0" w:semiHidden="0" w:name="heading 1"/>
+    <w:lsdException w:qFormat="1" w:uiPriority="0" w:name="heading 2"/>
+    <w:lsdException w:qFormat="1" w:uiPriority="0" w:name="heading 3"/>
+    <w:lsdException w:qFormat="1" w:uiPriority="0" w:name="heading 4"/>
+    <w:lsdException w:qFormat="1" w:uiPriority="0" w:name="heading 5"/>
+    <w:lsdException w:qFormat="1" w:uiPriority="0" w:name="heading 6"/>
+    <w:lsdException w:qFormat="1" w:uiPriority="0" w:name="heading 7"/>
+    <w:lsdException w:qFormat="1" w:uiPriority="0" w:name="heading 8"/>
+    <w:lsdException w:qFormat="1" w:uiPriority="0" w:name="heading 9"/>
+    <w:lsdException w:unhideWhenUsed="0" w:uiPriority="0" w:semiHidden="0" w:name="index 1"/>
+    <w:lsdException w:unhideWhenUsed="0" w:uiPriority="0" w:semiHidden="0" w:name="index 2"/>
+    <w:lsdException w:unhideWhenUsed="0" w:uiPriority="0" w:semiHidden="0" w:name="index 3"/>
+    <w:lsdException w:unhideWhenUsed="0" w:uiPriority="0" w:semiHidden="0" w:name="index 4"/>
+    <w:lsdException w:unhideWhenUsed="0" w:uiPriority="0" w:semiHidden="0" w:name="index 5"/>
+    <w:lsdException w:unhideWhenUsed="0" w:uiPriority="0" w:semiHidden="0" w:name="index 6"/>
+    <w:lsdException w:unhideWhenUsed="0" w:uiPriority="0" w:semiHidden="0" w:name="index 7"/>
+    <w:lsdException w:unhideWhenUsed="0" w:uiPriority="0" w:semiHidden="0" w:name="index 8"/>
+    <w:lsdException w:unhideWhenUsed="0" w:uiPriority="0" w:semiHidden="0" w:name="index 9"/>
+    <w:lsdException w:unhideWhenUsed="0" w:uiPriority="0" w:semiHidden="0" w:name="toc 1"/>
+    <w:lsdException w:unhideWhenUsed="0" w:uiPriority="0" w:semiHidden="0" w:name="toc 2"/>
+    <w:lsdException w:unhideWhenUsed="0" w:uiPriority="0" w:semiHidden="0" w:name="toc 3"/>
+    <w:lsdException w:unhideWhenUsed="0" w:uiPriority="0" w:semiHidden="0" w:name="toc 4"/>
+    <w:lsdException w:unhideWhenUsed="0" w:uiPriority="0" w:semiHidden="0" w:name="toc 5"/>
+    <w:lsdException w:unhideWhenUsed="0" w:uiPriority="0" w:semiHidden="0" w:name="toc 6"/>
+    <w:lsdException w:unhideWhenUsed="0" w:uiPriority="0" w:semiHidden="0" w:name="toc 7"/>
+    <w:lsdException w:unhideWhenUsed="0" w:uiPriority="0" w:semiHidden="0" w:name="toc 8"/>
+    <w:lsdException w:unhideWhenUsed="0" w:uiPriority="0" w:semiHidden="0" w:name="toc 9"/>
+    <w:lsdException w:unhideWhenUsed="0" w:uiPriority="0" w:semiHidden="0" w:name="Normal Indent"/>
+    <w:lsdException w:unhideWhenUsed="0" w:uiPriority="0" w:semiHidden="0" w:name="footnote text"/>
+    <w:lsdException w:unhideWhenUsed="0" w:uiPriority="0" w:semiHidden="0" w:name="annotation text"/>
+    <w:lsdException w:unhideWhenUsed="0" w:uiPriority="0" w:semiHidden="0" w:name="header"/>
+    <w:lsdException w:unhideWhenUsed="0" w:uiPriority="0" w:semiHidden="0" w:name="footer"/>
+    <w:lsdException w:unhideWhenUsed="0" w:uiPriority="0" w:semiHidden="0" w:name="index heading"/>
+    <w:lsdException w:qFormat="1" w:uiPriority="0" w:name="caption"/>
+    <w:lsdException w:unhideWhenUsed="0" w:uiPriority="0" w:semiHidden="0" w:name="table of figures"/>
+    <w:lsdException w:unhideWhenUsed="0" w:uiPriority="0" w:semiHidden="0" w:name="envelope address"/>
+    <w:lsdException w:unhideWhenUsed="0" w:uiPriority="0" w:semiHidden="0" w:name="envelope return"/>
+    <w:lsdException w:unhideWhenUsed="0" w:uiPriority="0" w:semiHidden="0" w:name="footnote reference"/>
+    <w:lsdException w:unhideWhenUsed="0" w:uiPriority="0" w:semiHidden="0" w:name="annotation reference"/>
+    <w:lsdException w:unhideWhenUsed="0" w:uiPriority="0" w:semiHidden="0" w:name="line number"/>
+    <w:lsdException w:unhideWhenUsed="0" w:uiPriority="0" w:semiHidden="0" w:name="page number"/>
+    <w:lsdException w:unhideWhenUsed="0" w:uiPriority="0" w:semiHidden="0" w:name="endnote reference"/>
+    <w:lsdException w:unhideWhenUsed="0" w:uiPriority="0" w:semiHidden="0" w:name="endnote text"/>
+    <w:lsdException w:unhideWhenUsed="0" w:uiPriority="0" w:semiHidden="0" w:name="table of authorities"/>
+    <w:lsdException w:unhideWhenUsed="0" w:uiPriority="0" w:semiHidden="0" w:name="macro"/>
+    <w:lsdException w:unhideWhenUsed="0" w:uiPriority="0" w:semiHidden="0" w:name="toa heading"/>
+    <w:lsdException w:unhideWhenUsed="0" w:uiPriority="0" w:semiHidden="0" w:name="List"/>
+    <w:lsdException w:unhideWhenUsed="0" w:uiPriority="0" w:semiHidden="0" w:name="List Bullet"/>
+    <w:lsdException w:unhideWhenUsed="0" w:uiPriority="0" w:semiHidden="0" w:name="List Number"/>
+    <w:lsdException w:unhideWhenUsed="0" w:uiPriority="0" w:semiHidden="0" w:name="List 2"/>
+    <w:lsdException w:unhideWhenUsed="0" w:uiPriority="0" w:semiHidden="0" w:name="List 3"/>
+    <w:lsdException w:unhideWhenUsed="0" w:uiPriority="0" w:semiHidden="0" w:name="List 4"/>
+    <w:lsdException w:unhideWhenUsed="0" w:uiPriority="0" w:semiHidden="0" w:name="List 5"/>
+    <w:lsdException w:unhideWhenUsed="0" w:uiPriority="0" w:semiHidden="0" w:name="List Bullet 2"/>
+    <w:lsdException w:unhideWhenUsed="0" w:uiPriority="0" w:semiHidden="0" w:name="List Bullet 3"/>
+    <w:lsdException w:unhideWhenUsed="0" w:uiPriority="0" w:semiHidden="0" w:name="List Bullet 4"/>
+    <w:lsdException w:unhideWhenUsed="0" w:uiPriority="0" w:semiHidden="0" w:name="List Bullet 5"/>
+    <w:lsdException w:unhideWhenUsed="0" w:uiPriority="0" w:semiHidden="0" w:name="List Number 2"/>
+    <w:lsdException w:unhideWhenUsed="0" w:uiPriority="0" w:semiHidden="0" w:name="List Number 3"/>
+    <w:lsdException w:unhideWhenUsed="0" w:uiPriority="0" w:semiHidden="0" w:name="List Number 4"/>
+    <w:lsdException w:unhideWhenUsed="0" w:uiPriority="0" w:semiHidden="0" w:name="List Number 5"/>
+    <w:lsdException w:qFormat="1" w:unhideWhenUsed="0" w:uiPriority="0" w:semiHidden="0" w:name="Title"/>
+    <w:lsdException w:unhideWhenUsed="0" w:uiPriority="0" w:semiHidden="0" w:name="Closing"/>
+    <w:lsdException w:unhideWhenUsed="0" w:uiPriority="0" w:semiHidden="0" w:name="Signature"/>
+    <w:lsdException w:qFormat="1" w:unhideWhenUsed="0" w:uiPriority="0" w:name="Default Paragraph Font"/>
     <w:lsdException w:qFormat="1" w:unhideWhenUsed="0" w:uiPriority="0" w:name="Body Text"/>
-    <w:lsdException w:uiPriority="99" w:name="Body Text Indent"/>
-    <w:lsdException w:uiPriority="99" w:name="List Continue"/>
-    <w:lsdException w:uiPriority="99" w:name="List Continue 2"/>
-    <w:lsdException w:uiPriority="99" w:name="List Continue 3"/>
-    <w:lsdException w:uiPriority="99" w:name="List Continue 4"/>
-    <w:lsdException w:uiPriority="99" w:name="List Continue 5"/>
-    <w:lsdException w:uiPriority="99" w:name="Message Header"/>
-    <w:lsdException w:qFormat="1" w:unhideWhenUsed="0" w:uiPriority="11" w:semiHidden="0" w:name="Subtitle"/>
-    <w:lsdException w:uiPriority="99" w:name="Salutation"/>
-    <w:lsdException w:uiPriority="99" w:name="Date"/>
-    <w:lsdException w:uiPriority="99" w:name="Body Text First Indent"/>
-    <w:lsdException w:uiPriority="99" w:name="Body Text First Indent 2"/>
-    <w:lsdException w:uiPriority="99" w:name="Note Heading"/>
-    <w:lsdException w:uiPriority="99" w:name="Body Text 2"/>
-    <w:lsdException w:uiPriority="99" w:name="Body Text 3"/>
-    <w:lsdException w:uiPriority="99" w:name="Body Text Indent 2"/>
-    <w:lsdException w:uiPriority="99" w:name="Body Text Indent 3"/>
-    <w:lsdException w:uiPriority="99" w:name="Block Text"/>
-    <w:lsdException w:uiPriority="99" w:name="Hyperlink"/>
-    <w:lsdException w:uiPriority="99" w:name="FollowedHyperlink"/>
-    <w:lsdException w:qFormat="1" w:unhideWhenUsed="0" w:uiPriority="22" w:semiHidden="0" w:name="Strong"/>
-    <w:lsdException w:qFormat="1" w:unhideWhenUsed="0" w:uiPriority="20" w:semiHidden="0" w:name="Emphasis"/>
-    <w:lsdException w:uiPriority="99" w:name="Document Map"/>
-    <w:lsdException w:uiPriority="99" w:name="Plain Text"/>
-    <w:lsdException w:uiPriority="99" w:name="E-mail Signature"/>
-    <w:lsdException w:uiPriority="99" w:name="Normal (Web)"/>
-    <w:lsdException w:uiPriority="99" w:name="HTML Acronym"/>
-    <w:lsdException w:uiPriority="99" w:name="HTML Address"/>
-    <w:lsdException w:uiPriority="99" w:name="HTML Cite"/>
-    <w:lsdException w:uiPriority="99" w:name="HTML Code"/>
-    <w:lsdException w:uiPriority="99" w:name="HTML Definition"/>
-    <w:lsdException w:uiPriority="99" w:name="HTML Keyboard"/>
-    <w:lsdException w:uiPriority="99" w:name="HTML Preformatted"/>
-    <w:lsdException w:uiPriority="99" w:name="HTML Sample"/>
-    <w:lsdException w:uiPriority="99" w:name="HTML Typewriter"/>
-    <w:lsdException w:uiPriority="99" w:name="HTML Variable"/>
-    <w:lsdException w:uiPriority="99" w:name="Normal Table"/>
-    <w:lsdException w:uiPriority="99" w:name="annotation subject"/>
-    <w:lsdException w:uiPriority="99" w:name="Table Simple 1"/>
-    <w:lsdException w:uiPriority="99" w:name="Table Simple 2"/>
-    <w:lsdException w:uiPriority="99" w:name="Table Simple 3"/>
-    <w:lsdException w:uiPriority="99" w:name="Table Classic 1"/>
-    <w:lsdException w:uiPriority="99" w:name="Table Classic 2"/>
-    <w:lsdException w:uiPriority="99" w:name="Table Classic 3"/>
-    <w:lsdException w:uiPriority="99" w:name="Table Classic 4"/>
-    <w:lsdException w:uiPriority="99" w:name="Table Colorful 1"/>
-    <w:lsdException w:uiPriority="99" w:name="Table Colorful 2"/>
-    <w:lsdException w:uiPriority="99" w:name="Table Colorful 3"/>
-    <w:lsdException w:uiPriority="99" w:name="Table Columns 1"/>
-    <w:lsdException w:uiPriority="99" w:name="Table Columns 2"/>
-    <w:lsdException w:uiPriority="99" w:name="Table Columns 3"/>
-    <w:lsdException w:uiPriority="99" w:name="Table Columns 4"/>
-    <w:lsdException w:uiPriority="99" w:name="Table Columns 5"/>
-    <w:lsdException w:uiPriority="99" w:name="Table Grid 1"/>
-    <w:lsdException w:uiPriority="99" w:name="Table Grid 2"/>
-    <w:lsdException w:uiPriority="99" w:name="Table Grid 3"/>
-    <w:lsdException w:uiPriority="99" w:name="Table Grid 4"/>
-    <w:lsdException w:uiPriority="99" w:name="Table Grid 5"/>
-    <w:lsdException w:uiPriority="99" w:name="Table Grid 6"/>
-    <w:lsdException w:uiPriority="99" w:name="Table Grid 7"/>
-    <w:lsdException w:uiPriority="99" w:name="Table Grid 8"/>
-    <w:lsdException w:uiPriority="99" w:name="Table List 1"/>
-    <w:lsdException w:uiPriority="99" w:name="Table List 2"/>
-    <w:lsdException w:uiPriority="99" w:name="Table List 3"/>
-    <w:lsdException w:uiPriority="99" w:name="Table List 4"/>
-    <w:lsdException w:uiPriority="99" w:name="Table List 5"/>
-    <w:lsdException w:uiPriority="99" w:name="Table List 6"/>
-    <w:lsdException w:uiPriority="99" w:name="Table List 7"/>
-    <w:lsdException w:uiPriority="99" w:name="Table List 8"/>
-    <w:lsdException w:uiPriority="99" w:name="Table 3D effects 1"/>
-    <w:lsdException w:uiPriority="99" w:name="Table 3D effects 2"/>
-    <w:lsdException w:uiPriority="99" w:name="Table 3D effects 3"/>
-    <w:lsdException w:uiPriority="99" w:name="Table Contemporary"/>
-    <w:lsdException w:uiPriority="99" w:name="Table Elegant"/>
-    <w:lsdException w:uiPriority="99" w:name="Table Professional"/>
-    <w:lsdException w:uiPriority="99" w:name="Table Subtle 1"/>
-    <w:lsdException w:uiPriority="99" w:name="Table Subtle 2"/>
-    <w:lsdException w:uiPriority="99" w:name="Table Web 1"/>
-    <w:lsdException w:uiPriority="99" w:name="Table Web 2"/>
-    <w:lsdException w:uiPriority="99" w:name="Table Web 3"/>
-    <w:lsdException w:uiPriority="99" w:name="Balloon Text"/>
-    <w:lsdException w:unhideWhenUsed="0" w:uiPriority="59" w:semiHidden="0" w:name="Table Grid"/>
-    <w:lsdException w:uiPriority="99" w:name="Table Theme"/>
+    <w:lsdException w:unhideWhenUsed="0" w:uiPriority="0" w:semiHidden="0" w:name="Body Text Indent"/>
+    <w:lsdException w:unhideWhenUsed="0" w:uiPriority="0" w:semiHidden="0" w:name="List Continue"/>
+    <w:lsdException w:unhideWhenUsed="0" w:uiPriority="0" w:semiHidden="0" w:name="List Continue 2"/>
+    <w:lsdException w:unhideWhenUsed="0" w:uiPriority="0" w:semiHidden="0" w:name="List Continue 3"/>
+    <w:lsdException w:unhideWhenUsed="0" w:uiPriority="0" w:semiHidden="0" w:name="List Continue 4"/>
+    <w:lsdException w:unhideWhenUsed="0" w:uiPriority="0" w:semiHidden="0" w:name="List Continue 5"/>
+    <w:lsdException w:unhideWhenUsed="0" w:uiPriority="0" w:semiHidden="0" w:name="Message Header"/>
+    <w:lsdException w:qFormat="1" w:unhideWhenUsed="0" w:uiPriority="0" w:semiHidden="0" w:name="Subtitle"/>
+    <w:lsdException w:unhideWhenUsed="0" w:uiPriority="0" w:semiHidden="0" w:name="Salutation"/>
+    <w:lsdException w:unhideWhenUsed="0" w:uiPriority="0" w:semiHidden="0" w:name="Date"/>
+    <w:lsdException w:unhideWhenUsed="0" w:uiPriority="0" w:semiHidden="0" w:name="Body Text First Indent"/>
+    <w:lsdException w:unhideWhenUsed="0" w:uiPriority="0" w:semiHidden="0" w:name="Body Text First Indent 2"/>
+    <w:lsdException w:unhideWhenUsed="0" w:uiPriority="0" w:semiHidden="0" w:name="Note Heading"/>
+    <w:lsdException w:unhideWhenUsed="0" w:uiPriority="0" w:semiHidden="0" w:name="Body Text 2"/>
+    <w:lsdException w:unhideWhenUsed="0" w:uiPriority="0" w:semiHidden="0" w:name="Body Text 3"/>
+    <w:lsdException w:unhideWhenUsed="0" w:uiPriority="0" w:semiHidden="0" w:name="Body Text Indent 2"/>
+    <w:lsdException w:unhideWhenUsed="0" w:uiPriority="0" w:semiHidden="0" w:name="Body Text Indent 3"/>
+    <w:lsdException w:unhideWhenUsed="0" w:uiPriority="0" w:semiHidden="0" w:name="Block Text"/>
+    <w:lsdException w:unhideWhenUsed="0" w:uiPriority="0" w:semiHidden="0" w:name="Hyperlink"/>
+    <w:lsdException w:unhideWhenUsed="0" w:uiPriority="0" w:semiHidden="0" w:name="FollowedHyperlink"/>
+    <w:lsdException w:qFormat="1" w:unhideWhenUsed="0" w:uiPriority="0" w:semiHidden="0" w:name="Strong"/>
+    <w:lsdException w:qFormat="1" w:unhideWhenUsed="0" w:uiPriority="0" w:semiHidden="0" w:name="Emphasis"/>
+    <w:lsdException w:unhideWhenUsed="0" w:uiPriority="0" w:semiHidden="0" w:name="Document Map"/>
+    <w:lsdException w:unhideWhenUsed="0" w:uiPriority="0" w:semiHidden="0" w:name="Plain Text"/>
+    <w:lsdException w:unhideWhenUsed="0" w:uiPriority="0" w:semiHidden="0" w:name="E-mail Signature"/>
+    <w:lsdException w:unhideWhenUsed="0" w:uiPriority="0" w:semiHidden="0" w:name="Normal (Web)"/>
+    <w:lsdException w:unhideWhenUsed="0" w:uiPriority="0" w:semiHidden="0" w:name="HTML Acronym"/>
+    <w:lsdException w:unhideWhenUsed="0" w:uiPriority="0" w:semiHidden="0" w:name="HTML Address"/>
+    <w:lsdException w:unhideWhenUsed="0" w:uiPriority="0" w:semiHidden="0" w:name="HTML Cite"/>
+    <w:lsdException w:unhideWhenUsed="0" w:uiPriority="0" w:semiHidden="0" w:name="HTML Code"/>
+    <w:lsdException w:unhideWhenUsed="0" w:uiPriority="0" w:semiHidden="0" w:name="HTML Definition"/>
+    <w:lsdException w:unhideWhenUsed="0" w:uiPriority="0" w:semiHidden="0" w:name="HTML Keyboard"/>
+    <w:lsdException w:unhideWhenUsed="0" w:uiPriority="0" w:semiHidden="0" w:name="HTML Preformatted"/>
+    <w:lsdException w:unhideWhenUsed="0" w:uiPriority="0" w:semiHidden="0" w:name="HTML Sample"/>
+    <w:lsdException w:unhideWhenUsed="0" w:uiPriority="0" w:semiHidden="0" w:name="HTML Typewriter"/>
+    <w:lsdException w:unhideWhenUsed="0" w:uiPriority="0" w:semiHidden="0" w:name="HTML Variable"/>
+    <w:lsdException w:qFormat="1" w:unhideWhenUsed="0" w:uiPriority="0" w:name="Normal Table"/>
+    <w:lsdException w:unhideWhenUsed="0" w:uiPriority="0" w:semiHidden="0" w:name="annotation subject"/>
+    <w:lsdException w:unhideWhenUsed="0" w:uiPriority="0" w:semiHidden="0" w:name="Table Simple 1"/>
+    <w:lsdException w:unhideWhenUsed="0" w:uiPriority="0" w:semiHidden="0" w:name="Table Simple 2"/>
+    <w:lsdException w:unhideWhenUsed="0" w:uiPriority="0" w:semiHidden="0" w:name="Table Simple 3"/>
+    <w:lsdException w:unhideWhenUsed="0" w:uiPriority="0" w:semiHidden="0" w:name="Table Classic 1"/>
+    <w:lsdException w:unhideWhenUsed="0" w:uiPriority="0" w:semiHidden="0" w:name="Table Classic 2"/>
+    <w:lsdException w:unhideWhenUsed="0" w:uiPriority="0" w:semiHidden="0" w:name="Table Classic 3"/>
+    <w:lsdException w:unhideWhenUsed="0" w:uiPriority="0" w:semiHidden="0" w:name="Table Classic 4"/>
+    <w:lsdException w:unhideWhenUsed="0" w:uiPriority="0" w:semiHidden="0" w:name="Table Colorful 1"/>
+    <w:lsdException w:unhideWhenUsed="0" w:uiPriority="0" w:semiHidden="0" w:name="Table Colorful 2"/>
+    <w:lsdException w:unhideWhenUsed="0" w:uiPriority="0" w:semiHidden="0" w:name="Table Colorful 3"/>
+    <w:lsdException w:unhideWhenUsed="0" w:uiPriority="0" w:semiHidden="0" w:name="Table Columns 1"/>
+    <w:lsdException w:unhideWhenUsed="0" w:uiPriority="0" w:semiHidden="0" w:name="Table Columns 2"/>
+    <w:lsdException w:unhideWhenUsed="0" w:uiPriority="0" w:semiHidden="0" w:name="Table Columns 3"/>
+    <w:lsdException w:unhideWhenUsed="0" w:uiPriority="0" w:semiHidden="0" w:name="Table Columns 4"/>
+    <w:lsdException w:unhideWhenUsed="0" w:uiPriority="0" w:semiHidden="0" w:name="Table Columns 5"/>
+    <w:lsdException w:unhideWhenUsed="0" w:uiPriority="0" w:semiHidden="0" w:name="Table Grid 1"/>
+    <w:lsdException w:unhideWhenUsed="0" w:uiPriority="0" w:semiHidden="0" w:name="Table Grid 2"/>
+    <w:lsdException w:unhideWhenUsed="0" w:uiPriority="0" w:semiHidden="0" w:name="Table Grid 3"/>
+    <w:lsdException w:unhideWhenUsed="0" w:uiPriority="0" w:semiHidden="0" w:name="Table Grid 4"/>
+    <w:lsdException w:unhideWhenUsed="0" w:uiPriority="0" w:semiHidden="0" w:name="Table Grid 5"/>
+    <w:lsdException w:unhideWhenUsed="0" w:uiPriority="0" w:semiHidden="0" w:name="Table Grid 6"/>
+    <w:lsdException w:unhideWhenUsed="0" w:uiPriority="0" w:semiHidden="0" w:name="Table Grid 7"/>
+    <w:lsdException w:unhideWhenUsed="0" w:uiPriority="0" w:semiHidden="0" w:name="Table Grid 8"/>
+    <w:lsdException w:unhideWhenUsed="0" w:uiPriority="0" w:semiHidden="0" w:name="Table List 1"/>
+    <w:lsdException w:unhideWhenUsed="0" w:uiPriority="0" w:semiHidden="0" w:name="Table List 2"/>
+    <w:lsdException w:unhideWhenUsed="0" w:uiPriority="0" w:semiHidden="0" w:name="Table List 3"/>
+    <w:lsdException w:unhideWhenUsed="0" w:uiPriority="0" w:semiHidden="0" w:name="Table List 4"/>
+    <w:lsdException w:unhideWhenUsed="0" w:uiPriority="0" w:semiHidden="0" w:name="Table List 5"/>
+    <w:lsdException w:unhideWhenUsed="0" w:uiPriority="0" w:semiHidden="0" w:name="Table List 6"/>
+    <w:lsdException w:unhideWhenUsed="0" w:uiPriority="0" w:semiHidden="0" w:name="Table List 7"/>
+    <w:lsdException w:unhideWhenUsed="0" w:uiPriority="0" w:semiHidden="0" w:name="Table List 8"/>
+    <w:lsdException w:unhideWhenUsed="0" w:uiPriority="0" w:semiHidden="0" w:name="Table 3D effects 1"/>
+    <w:lsdException w:unhideWhenUsed="0" w:uiPriority="0" w:semiHidden="0" w:name="Table 3D effects 2"/>
+    <w:lsdException w:unhideWhenUsed="0" w:uiPriority="0" w:semiHidden="0" w:name="Table 3D effects 3"/>
+    <w:lsdException w:unhideWhenUsed="0" w:uiPriority="0" w:semiHidden="0" w:name="Table Contemporary"/>
+    <w:lsdException w:unhideWhenUsed="0" w:uiPriority="0" w:semiHidden="0" w:name="Table Elegant"/>
+    <w:lsdException w:unhideWhenUsed="0" w:uiPriority="0" w:semiHidden="0" w:name="Table Professional"/>
+    <w:lsdException w:unhideWhenUsed="0" w:uiPriority="0" w:semiHidden="0" w:name="Table Subtle 1"/>
+    <w:lsdException w:unhideWhenUsed="0" w:uiPriority="0" w:semiHidden="0" w:name="Table Subtle 2"/>
+    <w:lsdException w:unhideWhenUsed="0" w:uiPriority="0" w:semiHidden="0" w:name="Table Web 1"/>
+    <w:lsdException w:unhideWhenUsed="0" w:uiPriority="0" w:semiHidden="0" w:name="Table Web 2"/>
+    <w:lsdException w:unhideWhenUsed="0" w:uiPriority="0" w:semiHidden="0" w:name="Table Web 3"/>
+    <w:lsdException w:unhideWhenUsed="0" w:uiPriority="0" w:semiHidden="0" w:name="Balloon Text"/>
+    <w:lsdException w:unhideWhenUsed="0" w:uiPriority="0" w:semiHidden="0" w:name="Table Grid"/>
+    <w:lsdException w:unhideWhenUsed="0" w:uiPriority="0" w:semiHidden="0" w:name="Table Theme"/>
     <w:lsdException w:unhideWhenUsed="0" w:uiPriority="60" w:semiHidden="0" w:name="Light Shading"/>
     <w:lsdException w:unhideWhenUsed="0" w:uiPriority="61" w:semiHidden="0" w:name="Light List"/>
     <w:lsdException w:unhideWhenUsed="0" w:uiPriority="62" w:semiHidden="0" w:name="Light Grid"/>
@@ -9711,7 +9114,7 @@
       <w:autoSpaceDN w:val="0"/>
       <w:adjustRightInd w:val="0"/>
       <w:snapToGrid w:val="0"/>
-      <w:spacing w:after="200" w:line="240" w:lineRule="auto"/>
+      <w:spacing w:line="240" w:lineRule="auto"/>
       <w:jc w:val="left"/>
       <w:textAlignment w:val="baseline"/>
     </w:pPr>
@@ -9728,14 +9131,14 @@
   <w:style w:type="character" w:default="1" w:styleId="4">
     <w:name w:val="Default Paragraph Font"/>
     <w:semiHidden/>
-    <w:unhideWhenUsed/>
-    <w:uiPriority w:val="1"/>
+    <w:qFormat/>
+    <w:uiPriority w:val="0"/>
   </w:style>
   <w:style w:type="table" w:default="1" w:styleId="3">
     <w:name w:val="Normal Table"/>
     <w:semiHidden/>
-    <w:unhideWhenUsed/>
-    <w:uiPriority w:val="99"/>
+    <w:qFormat/>
+    <w:uiPriority w:val="0"/>
     <w:tblPr>
       <w:tblCellMar>
         <w:top w:w="0" w:type="dxa"/>
@@ -10071,35 +9474,4 @@
   </a:themeElements>
   <a:objectDefaults/>
 </a:theme>
-</file>
-
-<file path=customXml/item1.xml><?xml version="1.0" encoding="utf-8"?>
-<s:customData xmlns="http://www.wps.cn/officeDocument/2013/wpsCustomData" xmlns:s="http://www.wps.cn/officeDocument/2013/wpsCustomData">
-  <customSectProps>
-    <customSectPr/>
-    <customSectPr/>
-    <customSectPr/>
-    <customSectPr/>
-    <customSectPr/>
-    <customSectPr/>
-    <customSectPr/>
-    <customSectPr/>
-  </customSectProps>
-  <customShpExts>
-    <customShpInfo spid="_x0000_s2049"/>
-    <customShpInfo spid="_x0000_s1025"/>
-    <customShpInfo spid="_x0000_s1026"/>
-    <customShpInfo spid="_x0000_s1027"/>
-    <customShpInfo spid="_x0000_s1028"/>
-    <customShpInfo spid="_x0000_s1029"/>
-  </customShpExts>
-</s:customData>
-</file>
-
-<file path=customXml/itemProps1.xml><?xml version="1.0" encoding="utf-8"?>
-<ds:datastoreItem xmlns:ds="http://schemas.openxmlformats.org/officeDocument/2006/customXml" ds:itemID="{B1977F7D-205B-4081-913C-38D41E755F92}">
-  <ds:schemaRefs>
-    <ds:schemaRef ds:uri="http://www.wps.cn/officeDocument/2013/wpsCustomData"/>
-  </ds:schemaRefs>
-</ds:datastoreItem>
 </file>